--- a/flow/20230914_vu_template/drafts/2024-06-g/21-ПТ-Юліана.docx
+++ b/flow/20230914_vu_template/drafts/2024-06-g/21-ПТ-Юліана.docx
@@ -5719,6 +5719,7 @@
     <w:p>
       <w:pPr>
         <w:pStyle w:val="a"/>
+        <w:spacing w:after="160"/>
       </w:pPr>
       <w:r>
         <w:rPr>
@@ -10872,6 +10873,7 @@
     <w:p>
       <w:pPr>
         <w:pStyle w:val="a"/>
+        <w:spacing w:after="160"/>
       </w:pPr>
       <w:r>
         <w:rPr>
@@ -10895,6 +10897,15 @@
           <w:sz w:val="24"/>
         </w:rPr>
         <w:t>етлінний від Тебе, Бога нашого,* мавши бо кріпость Твою, він мучителів подолав,* сокрушив і демонів зухвальства безсильні.* Його молитвами спаси душі наші.</w:t>
+      </w:r>
+      <w:r>
+        <w:rPr>
+          <w:rFonts w:ascii="Times New Roman" w:hAnsi="Times New Roman"/>
+          <w:i/>
+          <w:color w:val="FF4400"/>
+          <w:sz w:val="24"/>
+        </w:rPr>
+        <w:t xml:space="preserve"> (2 р.)</w:t>
       </w:r>
     </w:p>
     <w:p>
@@ -12346,47 +12357,1753 @@
     </w:p>
     <w:p>
       <w:pPr>
-        <w:spacing w:after="120" w:lineRule="auto"/>
-        <w:jc w:val="both"/>
-        <w:rPr>
-          <w:rFonts w:ascii="Times New Roman" w:cs="Times New Roman" w:eastAsia="Times New Roman" w:hAnsi="Times New Roman"/>
-          <w:color w:val="ff0000"/>
-          <w:sz w:val="24"/>
-          <w:szCs w:val="24"/>
-        </w:rPr>
-      </w:pPr>
-      <w:r>
-        <w:rPr>
-          <w:rFonts w:ascii="Times New Roman" w:cs="Times New Roman" w:eastAsia="Times New Roman" w:hAnsi="Times New Roman"/>
-          <w:color w:val="ff0000"/>
-          <w:sz w:val="24"/>
-          <w:szCs w:val="24"/>
-          <w:highlight w:val="yellow"/>
-          <w:rtl w:val="0"/>
-        </w:rPr>
-        <w:t xml:space="preserve">ВСТИВИТИ КАНОН</w:t>
-      </w:r>
-      <w:r>
-        <w:rPr>
-          <w:rtl w:val="0"/>
-        </w:rPr>
-      </w:r>
-    </w:p>
-    <w:p>
-      <w:pPr>
-        <w:spacing w:after="120" w:lineRule="auto"/>
-        <w:jc w:val="both"/>
-        <w:rPr>
-          <w:rFonts w:ascii="Times New Roman" w:cs="Times New Roman" w:eastAsia="Times New Roman" w:hAnsi="Times New Roman"/>
-          <w:color w:val="ff0000"/>
-          <w:sz w:val="24"/>
-          <w:szCs w:val="24"/>
-        </w:rPr>
-      </w:pPr>
-      <w:r>
-        <w:rPr>
-          <w:rtl w:val="0"/>
-        </w:rPr>
+        <w:pStyle w:val="Heading3"/>
+        <w:spacing w:after="120"/>
+        <w:jc w:val="center"/>
+      </w:pPr>
+      <w:r>
+        <w:rPr>
+          <w:rFonts w:ascii="Times New Roman" w:hAnsi="Times New Roman"/>
+          <w:i/>
+          <w:color w:val="FF0000"/>
+          <w:sz w:val="24"/>
+        </w:rPr>
+        <w:t>Пісня 1</w:t>
+      </w:r>
+    </w:p>
+    <w:p>
+      <w:pPr>
+        <w:pStyle w:val="a"/>
+        <w:spacing w:after="120"/>
+      </w:pPr>
+      <w:r>
+        <w:rPr>
+          <w:rFonts w:ascii="Times New Roman" w:hAnsi="Times New Roman"/>
+          <w:b/>
+          <w:i/>
+          <w:color w:val="FF0000"/>
+          <w:sz w:val="24"/>
+        </w:rPr>
+        <w:t>Ірмос (г. 3):</w:t>
+      </w:r>
+      <w:r>
+        <w:rPr>
+          <w:rFonts w:ascii="Times New Roman" w:hAnsi="Times New Roman"/>
+          <w:b/>
+          <w:i/>
+          <w:color w:val="FF0000"/>
+          <w:sz w:val="24"/>
+        </w:rPr>
+        <w:t xml:space="preserve"> </w:t>
+      </w:r>
+      <w:r>
+        <w:rPr>
+          <w:rFonts w:ascii="Times New Roman" w:hAnsi="Times New Roman"/>
+          <w:b/>
+          <w:color w:val="000000"/>
+          <w:sz w:val="24"/>
+        </w:rPr>
+        <w:t xml:space="preserve">У глибині морській сонце показало колись суху землю, бо, як стіна, по обидва боки загустіла вода, люди проходили море пішки і </w:t>
+      </w:r>
+      <w:r>
+        <w:rPr>
+          <w:rFonts w:ascii="Times New Roman" w:hAnsi="Times New Roman"/>
+          <w:b/>
+          <w:color w:val="000000"/>
+          <w:sz w:val="24"/>
+        </w:rPr>
+        <w:t>боговгодно</w:t>
+      </w:r>
+      <w:r>
+        <w:rPr>
+          <w:rFonts w:ascii="Times New Roman" w:hAnsi="Times New Roman"/>
+          <w:b/>
+          <w:color w:val="000000"/>
+          <w:sz w:val="24"/>
+        </w:rPr>
+        <w:t xml:space="preserve"> співали: співаймо Господеві, бо Він славно прославився.</w:t>
+      </w:r>
+    </w:p>
+    <w:p>
+      <w:pPr>
+        <w:pStyle w:val="a"/>
+        <w:spacing w:after="120"/>
+      </w:pPr>
+      <w:r>
+        <w:rPr>
+          <w:rFonts w:ascii="Times New Roman" w:hAnsi="Times New Roman"/>
+          <w:i/>
+          <w:color w:val="FF0000"/>
+          <w:sz w:val="24"/>
+        </w:rPr>
+        <w:t xml:space="preserve">Стих: </w:t>
+      </w:r>
+      <w:r>
+        <w:rPr>
+          <w:rFonts w:ascii="Times New Roman" w:hAnsi="Times New Roman"/>
+          <w:sz w:val="24"/>
+          <w:u w:val="single"/>
+        </w:rPr>
+        <w:t>Слава, Господи, чесному хресту твоєму і розп'яттю.</w:t>
+      </w:r>
+    </w:p>
+    <w:p>
+      <w:pPr>
+        <w:pStyle w:val="a"/>
+        <w:spacing w:after="120"/>
+      </w:pPr>
+      <w:r>
+        <w:rPr>
+          <w:rFonts w:ascii="Times New Roman" w:hAnsi="Times New Roman"/>
+          <w:color w:val="000000"/>
+          <w:sz w:val="24"/>
+        </w:rPr>
+        <w:t xml:space="preserve">Хвилі морські Ти жезлом зробив густими і провів людей, </w:t>
+      </w:r>
+      <w:r>
+        <w:rPr>
+          <w:rFonts w:ascii="Times New Roman" w:hAnsi="Times New Roman"/>
+          <w:color w:val="000000"/>
+          <w:sz w:val="24"/>
+        </w:rPr>
+        <w:t>прообразуючи</w:t>
+      </w:r>
+      <w:r>
+        <w:rPr>
+          <w:rFonts w:ascii="Times New Roman" w:hAnsi="Times New Roman"/>
+          <w:color w:val="000000"/>
+          <w:sz w:val="24"/>
+        </w:rPr>
+        <w:t xml:space="preserve"> хрест Твій, яким Ти </w:t>
+      </w:r>
+      <w:r>
+        <w:rPr>
+          <w:rFonts w:ascii="Times New Roman" w:hAnsi="Times New Roman"/>
+          <w:color w:val="000000"/>
+          <w:sz w:val="24"/>
+        </w:rPr>
+        <w:t>розсік</w:t>
+      </w:r>
+      <w:r>
+        <w:rPr>
+          <w:rFonts w:ascii="Times New Roman" w:hAnsi="Times New Roman"/>
+          <w:color w:val="000000"/>
+          <w:sz w:val="24"/>
+        </w:rPr>
+        <w:t xml:space="preserve"> воду омани і спас для землі богопізнання всіх, хто з вірою оспівує силу Твою.</w:t>
+      </w:r>
+    </w:p>
+    <w:p>
+      <w:pPr>
+        <w:pStyle w:val="a"/>
+        <w:spacing w:after="120"/>
+      </w:pPr>
+      <w:r>
+        <w:rPr>
+          <w:rFonts w:ascii="Times New Roman" w:hAnsi="Times New Roman"/>
+          <w:i/>
+          <w:color w:val="FF0000"/>
+          <w:sz w:val="24"/>
+        </w:rPr>
+        <w:t xml:space="preserve">Стих: </w:t>
+      </w:r>
+      <w:r>
+        <w:rPr>
+          <w:rFonts w:ascii="Times New Roman" w:hAnsi="Times New Roman"/>
+          <w:sz w:val="24"/>
+          <w:u w:val="single"/>
+        </w:rPr>
+        <w:t>Слава, Господи, чесному хресту твоєму і розп'яттю.</w:t>
+      </w:r>
+    </w:p>
+    <w:p>
+      <w:pPr>
+        <w:pStyle w:val="a"/>
+        <w:spacing w:after="120"/>
+      </w:pPr>
+      <w:r>
+        <w:rPr>
+          <w:rFonts w:ascii="Times New Roman" w:hAnsi="Times New Roman"/>
+          <w:color w:val="000000"/>
+          <w:sz w:val="24"/>
+        </w:rPr>
+        <w:t xml:space="preserve">Ти, всесильний, що водами покриваєш </w:t>
+      </w:r>
+      <w:r>
+        <w:rPr>
+          <w:rFonts w:ascii="Times New Roman" w:hAnsi="Times New Roman"/>
+          <w:color w:val="000000"/>
+          <w:sz w:val="24"/>
+        </w:rPr>
+        <w:t>наднебесну</w:t>
+      </w:r>
+      <w:r>
+        <w:rPr>
+          <w:rFonts w:ascii="Times New Roman" w:hAnsi="Times New Roman"/>
+          <w:color w:val="000000"/>
+          <w:sz w:val="24"/>
+        </w:rPr>
+        <w:t>, повелінням сотворив безодню; Ти, що на водах повісив землю, висиш на древі і трясеш усе творіння Своїм повелінням; серця ж всіх утверджуєш у страсі Твоєму.</w:t>
+      </w:r>
+    </w:p>
+    <w:p>
+      <w:pPr>
+        <w:pStyle w:val="a"/>
+        <w:spacing w:after="120"/>
+      </w:pPr>
+      <w:r>
+        <w:rPr>
+          <w:rFonts w:ascii="Times New Roman" w:hAnsi="Times New Roman"/>
+          <w:b/>
+          <w:sz w:val="24"/>
+        </w:rPr>
+        <w:t xml:space="preserve">Слава: І нині: </w:t>
+      </w:r>
+      <w:r>
+        <w:rPr>
+          <w:rFonts w:ascii="Times New Roman" w:hAnsi="Times New Roman"/>
+          <w:i/>
+          <w:color w:val="FF0000"/>
+          <w:sz w:val="24"/>
+        </w:rPr>
+        <w:t xml:space="preserve">Богородичний: </w:t>
+      </w:r>
+      <w:r>
+        <w:rPr>
+          <w:rFonts w:ascii="Times New Roman" w:hAnsi="Times New Roman"/>
+          <w:color w:val="000000"/>
+          <w:sz w:val="24"/>
+        </w:rPr>
+        <w:t xml:space="preserve">Предобра Діва Владичиця, бачачи на древі розіп’ятого з волі Своєї Сина, якого народила, плачучи вигукувала і з болістю взивала: Боже всіх, </w:t>
+      </w:r>
+      <w:r>
+        <w:rPr>
+          <w:rFonts w:ascii="Times New Roman" w:hAnsi="Times New Roman"/>
+          <w:color w:val="000000"/>
+          <w:sz w:val="24"/>
+        </w:rPr>
+        <w:t>благоутробний</w:t>
+      </w:r>
+      <w:r>
+        <w:rPr>
+          <w:rFonts w:ascii="Times New Roman" w:hAnsi="Times New Roman"/>
+          <w:color w:val="000000"/>
+          <w:sz w:val="24"/>
+        </w:rPr>
+        <w:t>, Господь слави, як Ти страждаєш, Владико?</w:t>
+      </w:r>
+    </w:p>
+    <w:p>
+      <w:pPr>
+        <w:pStyle w:val="Heading3"/>
+        <w:spacing w:after="120"/>
+        <w:jc w:val="center"/>
+      </w:pPr>
+      <w:r>
+        <w:rPr>
+          <w:rFonts w:ascii="Times New Roman" w:hAnsi="Times New Roman"/>
+          <w:i/>
+          <w:color w:val="FF0000"/>
+          <w:sz w:val="24"/>
+        </w:rPr>
+        <w:t>Пісня 3</w:t>
+      </w:r>
+    </w:p>
+    <w:p>
+      <w:pPr>
+        <w:pStyle w:val="a"/>
+        <w:spacing w:after="120"/>
+      </w:pPr>
+      <w:r>
+        <w:rPr>
+          <w:rFonts w:ascii="Times New Roman" w:hAnsi="Times New Roman"/>
+          <w:b/>
+          <w:i/>
+          <w:color w:val="FF0000"/>
+          <w:sz w:val="24"/>
+        </w:rPr>
+        <w:t>Ірмос (г. 3):</w:t>
+      </w:r>
+      <w:r>
+        <w:rPr>
+          <w:rFonts w:ascii="Times New Roman" w:hAnsi="Times New Roman"/>
+          <w:b/>
+          <w:i/>
+          <w:color w:val="FF0000"/>
+          <w:sz w:val="24"/>
+        </w:rPr>
+        <w:t xml:space="preserve"> </w:t>
+      </w:r>
+      <w:r>
+        <w:rPr>
+          <w:rFonts w:ascii="Times New Roman" w:hAnsi="Times New Roman"/>
+          <w:b/>
+          <w:color w:val="000000"/>
+          <w:sz w:val="24"/>
+        </w:rPr>
+        <w:t>Утвердження тих, що надіються на Тебе, утверди, Господи, Церкву, яку Ти придбав чесною Твоєю кров’ю.</w:t>
+      </w:r>
+    </w:p>
+    <w:p>
+      <w:pPr>
+        <w:pStyle w:val="a"/>
+        <w:spacing w:after="120"/>
+      </w:pPr>
+      <w:r>
+        <w:rPr>
+          <w:rFonts w:ascii="Times New Roman" w:hAnsi="Times New Roman"/>
+          <w:i/>
+          <w:color w:val="FF0000"/>
+          <w:sz w:val="24"/>
+        </w:rPr>
+        <w:t xml:space="preserve">Стих: </w:t>
+      </w:r>
+      <w:r>
+        <w:rPr>
+          <w:rFonts w:ascii="Times New Roman" w:hAnsi="Times New Roman"/>
+          <w:sz w:val="24"/>
+          <w:u w:val="single"/>
+        </w:rPr>
+        <w:t>Слава, Господи, чесному хресту твоєму і розп'яттю.</w:t>
+      </w:r>
+    </w:p>
+    <w:p>
+      <w:pPr>
+        <w:pStyle w:val="a"/>
+        <w:spacing w:after="120"/>
+      </w:pPr>
+      <w:r>
+        <w:rPr>
+          <w:rFonts w:ascii="Times New Roman" w:hAnsi="Times New Roman"/>
+          <w:color w:val="000000"/>
+          <w:sz w:val="24"/>
+        </w:rPr>
+        <w:t>Слове, Ти єдиний носиш з’єднані природи, перетерпів ганебне розп’яття; сподоби шани тих, що шанують Тебе.</w:t>
+      </w:r>
+    </w:p>
+    <w:p>
+      <w:pPr>
+        <w:pStyle w:val="a"/>
+        <w:spacing w:after="120"/>
+      </w:pPr>
+      <w:r>
+        <w:rPr>
+          <w:rFonts w:ascii="Times New Roman" w:hAnsi="Times New Roman"/>
+          <w:i/>
+          <w:color w:val="FF0000"/>
+          <w:sz w:val="24"/>
+        </w:rPr>
+        <w:t xml:space="preserve">Стих: </w:t>
+      </w:r>
+      <w:r>
+        <w:rPr>
+          <w:rFonts w:ascii="Times New Roman" w:hAnsi="Times New Roman"/>
+          <w:sz w:val="24"/>
+          <w:u w:val="single"/>
+        </w:rPr>
+        <w:t>Слава, Господи, чесному хресту твоєму і розп'яттю.</w:t>
+      </w:r>
+    </w:p>
+    <w:p>
+      <w:pPr>
+        <w:pStyle w:val="a"/>
+        <w:spacing w:after="120"/>
+      </w:pPr>
+      <w:r>
+        <w:rPr>
+          <w:rFonts w:ascii="Times New Roman" w:hAnsi="Times New Roman"/>
+          <w:color w:val="000000"/>
+          <w:sz w:val="24"/>
+        </w:rPr>
+        <w:t>Земнородні</w:t>
+      </w:r>
+      <w:r>
+        <w:rPr>
+          <w:rFonts w:ascii="Times New Roman" w:hAnsi="Times New Roman"/>
+          <w:color w:val="000000"/>
+          <w:sz w:val="24"/>
+        </w:rPr>
+        <w:t xml:space="preserve"> були визволені від клятви через Твою, Владико, клятву і хрест, який подав благословення.</w:t>
+      </w:r>
+    </w:p>
+    <w:p>
+      <w:pPr>
+        <w:pStyle w:val="a"/>
+        <w:spacing w:after="120"/>
+      </w:pPr>
+      <w:r>
+        <w:rPr>
+          <w:rFonts w:ascii="Times New Roman" w:hAnsi="Times New Roman"/>
+          <w:b/>
+          <w:sz w:val="24"/>
+        </w:rPr>
+        <w:t xml:space="preserve">Слава: І нині: </w:t>
+      </w:r>
+      <w:r>
+        <w:rPr>
+          <w:rFonts w:ascii="Times New Roman" w:hAnsi="Times New Roman"/>
+          <w:i/>
+          <w:color w:val="FF0000"/>
+          <w:sz w:val="24"/>
+        </w:rPr>
+        <w:t xml:space="preserve">Богородичний: </w:t>
+      </w:r>
+      <w:r>
+        <w:rPr>
+          <w:rFonts w:ascii="Times New Roman" w:hAnsi="Times New Roman"/>
+          <w:color w:val="000000"/>
+          <w:sz w:val="24"/>
+        </w:rPr>
+        <w:t>Ти, Діво, і після Різдва зберегла дівство, Бога народивши втіленого і на хресті розіп’ятого з волі Своєї, Чиста.</w:t>
+      </w:r>
+    </w:p>
+    <w:p>
+      <w:pPr>
+        <w:pStyle w:val="Heading3"/>
+        <w:spacing w:after="120"/>
+        <w:jc w:val="center"/>
+      </w:pPr>
+      <w:r>
+        <w:rPr>
+          <w:rFonts w:ascii="Times New Roman" w:hAnsi="Times New Roman"/>
+          <w:b/>
+          <w:i/>
+          <w:color w:val="FF0000"/>
+          <w:sz w:val="24"/>
+        </w:rPr>
+        <w:t>Мала єктенія</w:t>
+      </w:r>
+    </w:p>
+    <w:p>
+      <w:pPr>
+        <w:pStyle w:val="a"/>
+        <w:spacing w:after="120"/>
+      </w:pPr>
+      <w:r>
+        <w:rPr>
+          <w:rFonts w:ascii="Times New Roman" w:hAnsi="Times New Roman"/>
+          <w:color w:val="000000"/>
+          <w:sz w:val="24"/>
+        </w:rPr>
+        <w:t>Ще і ще в мирі Господеві помолімся.</w:t>
+      </w:r>
+    </w:p>
+    <w:p>
+      <w:pPr>
+        <w:pStyle w:val="a"/>
+        <w:spacing w:after="120"/>
+      </w:pPr>
+      <w:r>
+        <w:rPr>
+          <w:rFonts w:ascii="Times New Roman" w:hAnsi="Times New Roman"/>
+          <w:i/>
+          <w:color w:val="FF0000"/>
+          <w:sz w:val="24"/>
+        </w:rPr>
+        <w:t>Вірні:</w:t>
+      </w:r>
+      <w:r>
+        <w:rPr>
+          <w:rFonts w:ascii="Times New Roman" w:hAnsi="Times New Roman"/>
+          <w:color w:val="000000"/>
+          <w:sz w:val="24"/>
+        </w:rPr>
+        <w:t xml:space="preserve"> Господи, помилуй.</w:t>
+      </w:r>
+    </w:p>
+    <w:p>
+      <w:pPr>
+        <w:pStyle w:val="a"/>
+        <w:spacing w:after="120"/>
+      </w:pPr>
+      <w:r>
+        <w:rPr>
+          <w:rFonts w:ascii="Times New Roman" w:hAnsi="Times New Roman"/>
+          <w:color w:val="000000"/>
+          <w:sz w:val="24"/>
+        </w:rPr>
+        <w:t>Заступи, спаси, помилуй і охорони нас, Боже, твоєю благодаттю.</w:t>
+      </w:r>
+    </w:p>
+    <w:p>
+      <w:pPr>
+        <w:pStyle w:val="a"/>
+        <w:spacing w:after="120"/>
+      </w:pPr>
+      <w:r>
+        <w:rPr>
+          <w:rFonts w:ascii="Times New Roman" w:hAnsi="Times New Roman"/>
+          <w:i/>
+          <w:color w:val="FF0000"/>
+          <w:sz w:val="24"/>
+        </w:rPr>
+        <w:t>Вірні:</w:t>
+      </w:r>
+      <w:r>
+        <w:rPr>
+          <w:rFonts w:ascii="Times New Roman" w:hAnsi="Times New Roman"/>
+          <w:color w:val="000000"/>
+          <w:sz w:val="24"/>
+        </w:rPr>
+        <w:t xml:space="preserve"> Господи, помилуй.</w:t>
+      </w:r>
+    </w:p>
+    <w:p>
+      <w:pPr>
+        <w:pStyle w:val="a"/>
+        <w:spacing w:after="120"/>
+      </w:pPr>
+      <w:r>
+        <w:rPr>
+          <w:rFonts w:ascii="Times New Roman" w:hAnsi="Times New Roman"/>
+          <w:color w:val="000000"/>
+          <w:sz w:val="24"/>
+        </w:rPr>
+        <w:t>Пресвяту, пречисту, преблагословенну, славну Владичицю нашу Богородицю і приснодіву Марію, з усіма святими пом'янувши, самі себе, і один одного, і все життя наше Христу Богові віддаймо.</w:t>
+      </w:r>
+    </w:p>
+    <w:p>
+      <w:pPr>
+        <w:pStyle w:val="a"/>
+        <w:spacing w:after="120"/>
+      </w:pPr>
+      <w:r>
+        <w:rPr>
+          <w:rFonts w:ascii="Times New Roman" w:hAnsi="Times New Roman"/>
+          <w:i/>
+          <w:color w:val="FF0000"/>
+          <w:sz w:val="24"/>
+        </w:rPr>
+        <w:t>Вірні:</w:t>
+      </w:r>
+      <w:r>
+        <w:rPr>
+          <w:rFonts w:ascii="Times New Roman" w:hAnsi="Times New Roman"/>
+          <w:color w:val="000000"/>
+          <w:sz w:val="24"/>
+        </w:rPr>
+        <w:t xml:space="preserve"> Тобі, Господи.</w:t>
+      </w:r>
+    </w:p>
+    <w:p>
+      <w:pPr>
+        <w:pStyle w:val="a"/>
+        <w:spacing w:after="120"/>
+      </w:pPr>
+      <w:r>
+        <w:rPr>
+          <w:rFonts w:ascii="Times New Roman" w:hAnsi="Times New Roman"/>
+          <w:sz w:val="24"/>
+          <w:u w:val="single"/>
+        </w:rPr>
+        <w:t>[Господи, Боже наш, що сонну неміч забрав від нас і покликав нас візванням святим, щоб і вночі підносити руки наші і прославляти тебе за справедливі твої присуди. Прийми благання наші, моління, визнавання, нічні служби і даруй нам, Боже, віру бездоганну, надію впевнену, любов нелицемірну. Благослови наші входи й виходи, вчинки, слова, діла й думки; і дай нам дочекатися початку дня, нам, що хвалять й оспівують, і благословлять добрість твоєї несказанної сили]</w:t>
+      </w:r>
+    </w:p>
+    <w:p>
+      <w:pPr>
+        <w:pStyle w:val="a"/>
+        <w:spacing w:after="120"/>
+      </w:pPr>
+      <w:r>
+        <w:rPr>
+          <w:rFonts w:ascii="Times New Roman" w:hAnsi="Times New Roman"/>
+          <w:i/>
+          <w:color w:val="FF0000"/>
+          <w:sz w:val="24"/>
+        </w:rPr>
+        <w:t>Священик:</w:t>
+      </w:r>
+      <w:r>
+        <w:rPr>
+          <w:rFonts w:ascii="Times New Roman" w:hAnsi="Times New Roman"/>
+          <w:i/>
+          <w:color w:val="FF0000"/>
+          <w:sz w:val="24"/>
+        </w:rPr>
+        <w:t xml:space="preserve"> </w:t>
+      </w:r>
+      <w:r>
+        <w:rPr>
+          <w:rFonts w:ascii="Times New Roman" w:hAnsi="Times New Roman"/>
+          <w:color w:val="000000"/>
+          <w:sz w:val="24"/>
+        </w:rPr>
+        <w:t>Бо Ти Бог наш і Тобі славу возсилаємо: Отцю, і Сину, і Святому Духові</w:t>
+      </w:r>
+      <w:r>
+        <w:rPr>
+          <w:rFonts w:ascii="Times New Roman" w:hAnsi="Times New Roman"/>
+          <w:sz w:val="24"/>
+        </w:rPr>
+        <w:t>, нині і повсякчас, і на віки віків.</w:t>
+      </w:r>
+    </w:p>
+    <w:p>
+      <w:pPr>
+        <w:pStyle w:val="a"/>
+        <w:spacing w:after="120"/>
+      </w:pPr>
+      <w:r>
+        <w:rPr>
+          <w:rFonts w:ascii="Times New Roman" w:hAnsi="Times New Roman"/>
+          <w:i/>
+          <w:color w:val="FF0000"/>
+          <w:sz w:val="24"/>
+        </w:rPr>
+        <w:t>Вірні:</w:t>
+      </w:r>
+      <w:r>
+        <w:rPr>
+          <w:rFonts w:ascii="Times New Roman" w:hAnsi="Times New Roman"/>
+          <w:color w:val="FF0000"/>
+          <w:sz w:val="24"/>
+        </w:rPr>
+        <w:t xml:space="preserve"> </w:t>
+      </w:r>
+      <w:r>
+        <w:rPr>
+          <w:rFonts w:ascii="Times New Roman" w:hAnsi="Times New Roman"/>
+          <w:sz w:val="24"/>
+        </w:rPr>
+        <w:t>Амінь.</w:t>
+      </w:r>
+    </w:p>
+    <w:p>
+      <w:pPr>
+        <w:pStyle w:val="Heading3"/>
+        <w:spacing w:after="120"/>
+        <w:jc w:val="center"/>
+      </w:pPr>
+      <w:r>
+        <w:rPr>
+          <w:rFonts w:ascii="Times New Roman" w:hAnsi="Times New Roman"/>
+          <w:i/>
+          <w:color w:val="FF0000"/>
+          <w:sz w:val="24"/>
+        </w:rPr>
+        <w:t>Пісня 4</w:t>
+      </w:r>
+    </w:p>
+    <w:p>
+      <w:pPr>
+        <w:pStyle w:val="a"/>
+        <w:spacing w:after="120"/>
+      </w:pPr>
+      <w:r>
+        <w:rPr>
+          <w:rFonts w:ascii="Times New Roman" w:hAnsi="Times New Roman"/>
+          <w:b/>
+          <w:i/>
+          <w:color w:val="FF0000"/>
+          <w:sz w:val="24"/>
+        </w:rPr>
+        <w:t>Ірмос (г. 3):</w:t>
+      </w:r>
+      <w:r>
+        <w:rPr>
+          <w:rFonts w:ascii="Times New Roman" w:hAnsi="Times New Roman"/>
+          <w:b/>
+          <w:i/>
+          <w:color w:val="FF0000"/>
+          <w:sz w:val="24"/>
+        </w:rPr>
+        <w:t xml:space="preserve"> </w:t>
+      </w:r>
+      <w:r>
+        <w:rPr>
+          <w:rFonts w:ascii="Times New Roman" w:hAnsi="Times New Roman"/>
+          <w:b/>
+          <w:color w:val="000000"/>
+          <w:sz w:val="24"/>
+        </w:rPr>
+        <w:t xml:space="preserve">Покрила небеса чеснота Твоя, Христе, бо Ти вийшов із </w:t>
+      </w:r>
+      <w:r>
+        <w:rPr>
+          <w:rFonts w:ascii="Times New Roman" w:hAnsi="Times New Roman"/>
+          <w:b/>
+          <w:color w:val="000000"/>
+          <w:sz w:val="24"/>
+        </w:rPr>
+        <w:t>кивота</w:t>
+      </w:r>
+      <w:r>
+        <w:rPr>
+          <w:rFonts w:ascii="Times New Roman" w:hAnsi="Times New Roman"/>
+          <w:b/>
+          <w:color w:val="000000"/>
+          <w:sz w:val="24"/>
+        </w:rPr>
+        <w:t xml:space="preserve"> святині Твоєї — нетлінної Матері; у храмі слави Твоєї явився Ти, як Немовля на руках </w:t>
+      </w:r>
+      <w:r>
+        <w:rPr>
+          <w:rFonts w:ascii="Times New Roman" w:hAnsi="Times New Roman"/>
+          <w:b/>
+          <w:color w:val="000000"/>
+          <w:sz w:val="24"/>
+        </w:rPr>
+        <w:t>носимий</w:t>
+      </w:r>
+      <w:r>
+        <w:rPr>
+          <w:rFonts w:ascii="Times New Roman" w:hAnsi="Times New Roman"/>
+          <w:b/>
+          <w:color w:val="000000"/>
+          <w:sz w:val="24"/>
+        </w:rPr>
+        <w:t>, і все наповнилось Твоєю похвалою.</w:t>
+      </w:r>
+    </w:p>
+    <w:p>
+      <w:pPr>
+        <w:pStyle w:val="a"/>
+        <w:spacing w:after="120"/>
+      </w:pPr>
+      <w:r>
+        <w:rPr>
+          <w:rFonts w:ascii="Times New Roman" w:hAnsi="Times New Roman"/>
+          <w:i/>
+          <w:color w:val="FF0000"/>
+          <w:sz w:val="24"/>
+        </w:rPr>
+        <w:t xml:space="preserve">Стих: </w:t>
+      </w:r>
+      <w:r>
+        <w:rPr>
+          <w:rFonts w:ascii="Times New Roman" w:hAnsi="Times New Roman"/>
+          <w:sz w:val="24"/>
+          <w:u w:val="single"/>
+        </w:rPr>
+        <w:t>Слава, Господи, чесному хресту твоєму і розп'яттю.</w:t>
+      </w:r>
+    </w:p>
+    <w:p>
+      <w:pPr>
+        <w:pStyle w:val="a"/>
+        <w:spacing w:after="120"/>
+      </w:pPr>
+      <w:r>
+        <w:rPr>
+          <w:rFonts w:ascii="Times New Roman" w:hAnsi="Times New Roman"/>
+          <w:color w:val="000000"/>
+          <w:sz w:val="24"/>
+        </w:rPr>
+        <w:t>Падіння Адамове Ти, Христе, єдиний підняв, ставши новим Адамом, на хресті руки простягнув; тростиною били Тебе з волі Твоєї, оцту і жовчі Ти скуштував, прославлений висотою Царства Твого.</w:t>
+      </w:r>
+    </w:p>
+    <w:p>
+      <w:pPr>
+        <w:pStyle w:val="a"/>
+        <w:spacing w:after="120"/>
+      </w:pPr>
+      <w:r>
+        <w:rPr>
+          <w:rFonts w:ascii="Times New Roman" w:hAnsi="Times New Roman"/>
+          <w:i/>
+          <w:color w:val="FF0000"/>
+          <w:sz w:val="24"/>
+        </w:rPr>
+        <w:t xml:space="preserve">Стих: </w:t>
+      </w:r>
+      <w:r>
+        <w:rPr>
+          <w:rFonts w:ascii="Times New Roman" w:hAnsi="Times New Roman"/>
+          <w:sz w:val="24"/>
+          <w:u w:val="single"/>
+        </w:rPr>
+        <w:t>Слава, Господи, чесному хресту твоєму і розп'яттю.</w:t>
+      </w:r>
+    </w:p>
+    <w:p>
+      <w:pPr>
+        <w:pStyle w:val="a"/>
+        <w:spacing w:after="120"/>
+      </w:pPr>
+      <w:r>
+        <w:rPr>
+          <w:rFonts w:ascii="Times New Roman" w:hAnsi="Times New Roman"/>
+          <w:color w:val="000000"/>
+          <w:sz w:val="24"/>
+        </w:rPr>
+        <w:t>Як ягня на заколення передбачив Тебе пророк, і як Агнця лагідного і безмовного, Слове Божий; бо Ти з волі Своєї перетерпів розп’яття, щоб визволити тих, що добровільно згрішили, і спасти їх, милосердний Господи.</w:t>
+      </w:r>
+    </w:p>
+    <w:p>
+      <w:pPr>
+        <w:pStyle w:val="a"/>
+        <w:spacing w:after="120"/>
+      </w:pPr>
+      <w:r>
+        <w:rPr>
+          <w:rFonts w:ascii="Times New Roman" w:hAnsi="Times New Roman"/>
+          <w:b/>
+          <w:sz w:val="24"/>
+        </w:rPr>
+        <w:t xml:space="preserve">Слава: І нині: </w:t>
+      </w:r>
+      <w:r>
+        <w:rPr>
+          <w:rFonts w:ascii="Times New Roman" w:hAnsi="Times New Roman"/>
+          <w:i/>
+          <w:color w:val="FF0000"/>
+          <w:sz w:val="24"/>
+        </w:rPr>
+        <w:t xml:space="preserve">Богородичний: </w:t>
+      </w:r>
+      <w:r>
+        <w:rPr>
+          <w:rFonts w:ascii="Times New Roman" w:hAnsi="Times New Roman"/>
+          <w:color w:val="000000"/>
+          <w:sz w:val="24"/>
+        </w:rPr>
+        <w:t>Ти, Мати Діво, як кліща, прийнявши божественне вугілля, яке ніскільки Тебе не опалило, а навіть зросило безмежну і божественну Твою утробу; Його ж побачивши плоттю розп’ятого на древі з волі Своєї, піснями прославляла.</w:t>
+      </w:r>
+    </w:p>
+    <w:p>
+      <w:pPr>
+        <w:pStyle w:val="Heading3"/>
+        <w:spacing w:after="120"/>
+        <w:jc w:val="center"/>
+      </w:pPr>
+      <w:r>
+        <w:rPr>
+          <w:rFonts w:ascii="Times New Roman" w:hAnsi="Times New Roman"/>
+          <w:i/>
+          <w:color w:val="FF0000"/>
+          <w:sz w:val="24"/>
+        </w:rPr>
+        <w:t>Пісня 5</w:t>
+      </w:r>
+    </w:p>
+    <w:p>
+      <w:pPr>
+        <w:pStyle w:val="a"/>
+        <w:spacing w:after="120"/>
+      </w:pPr>
+      <w:r>
+        <w:rPr>
+          <w:rFonts w:ascii="Times New Roman" w:hAnsi="Times New Roman"/>
+          <w:b/>
+          <w:i/>
+          <w:color w:val="FF0000"/>
+          <w:sz w:val="24"/>
+        </w:rPr>
+        <w:t>Ірмос (г. 3):</w:t>
+      </w:r>
+      <w:r>
+        <w:rPr>
+          <w:rFonts w:ascii="Times New Roman" w:hAnsi="Times New Roman"/>
+          <w:b/>
+          <w:i/>
+          <w:color w:val="FF0000"/>
+          <w:sz w:val="24"/>
+        </w:rPr>
+        <w:t xml:space="preserve"> </w:t>
+      </w:r>
+      <w:r>
+        <w:rPr>
+          <w:rFonts w:ascii="Times New Roman" w:hAnsi="Times New Roman"/>
+          <w:b/>
+          <w:color w:val="000000"/>
+          <w:sz w:val="24"/>
+        </w:rPr>
+        <w:t xml:space="preserve">Коли побачив Ісая образ на престолі прославленого Бога, ангелами слави </w:t>
+      </w:r>
+      <w:r>
+        <w:rPr>
+          <w:rFonts w:ascii="Times New Roman" w:hAnsi="Times New Roman"/>
+          <w:b/>
+          <w:color w:val="000000"/>
+          <w:sz w:val="24"/>
+        </w:rPr>
+        <w:t>дориносимого</w:t>
+      </w:r>
+      <w:r>
+        <w:rPr>
+          <w:rFonts w:ascii="Times New Roman" w:hAnsi="Times New Roman"/>
+          <w:b/>
+          <w:color w:val="000000"/>
+          <w:sz w:val="24"/>
+        </w:rPr>
+        <w:t xml:space="preserve">, взивав: о, окаянний я, бо передбачив втілення Бога, Світла невечірнього, і світом </w:t>
+      </w:r>
+      <w:r>
+        <w:rPr>
+          <w:rFonts w:ascii="Times New Roman" w:hAnsi="Times New Roman"/>
+          <w:b/>
+          <w:color w:val="000000"/>
+          <w:sz w:val="24"/>
+        </w:rPr>
+        <w:t>володіючого</w:t>
+      </w:r>
+      <w:r>
+        <w:rPr>
+          <w:rFonts w:ascii="Times New Roman" w:hAnsi="Times New Roman"/>
+          <w:b/>
+          <w:color w:val="000000"/>
+          <w:sz w:val="24"/>
+        </w:rPr>
+        <w:t>.</w:t>
+      </w:r>
+    </w:p>
+    <w:p>
+      <w:pPr>
+        <w:pStyle w:val="a"/>
+        <w:spacing w:after="120"/>
+      </w:pPr>
+      <w:r>
+        <w:rPr>
+          <w:rFonts w:ascii="Times New Roman" w:hAnsi="Times New Roman"/>
+          <w:i/>
+          <w:color w:val="FF0000"/>
+          <w:sz w:val="24"/>
+        </w:rPr>
+        <w:t xml:space="preserve">Стих: </w:t>
+      </w:r>
+      <w:r>
+        <w:rPr>
+          <w:rFonts w:ascii="Times New Roman" w:hAnsi="Times New Roman"/>
+          <w:sz w:val="24"/>
+          <w:u w:val="single"/>
+        </w:rPr>
+        <w:t>Слава, Господи, чесному хресту твоєму і розп'яттю.</w:t>
+      </w:r>
+    </w:p>
+    <w:p>
+      <w:pPr>
+        <w:pStyle w:val="a"/>
+        <w:spacing w:after="120"/>
+      </w:pPr>
+      <w:r>
+        <w:rPr>
+          <w:rFonts w:ascii="Times New Roman" w:hAnsi="Times New Roman"/>
+          <w:color w:val="000000"/>
+          <w:sz w:val="24"/>
+        </w:rPr>
+        <w:t>Упокоїв Ти мене, Слове, обтяженого гріхами, спочивши на древі, Владико, взявши мою ганьбу, через яку постраждав Ти, Ісусе; оспівую Твою державу і божественні страждання.</w:t>
+      </w:r>
+    </w:p>
+    <w:p>
+      <w:pPr>
+        <w:pStyle w:val="a"/>
+        <w:spacing w:after="120"/>
+      </w:pPr>
+      <w:r>
+        <w:rPr>
+          <w:rFonts w:ascii="Times New Roman" w:hAnsi="Times New Roman"/>
+          <w:i/>
+          <w:color w:val="FF0000"/>
+          <w:sz w:val="24"/>
+        </w:rPr>
+        <w:t xml:space="preserve">Стих: </w:t>
+      </w:r>
+      <w:r>
+        <w:rPr>
+          <w:rFonts w:ascii="Times New Roman" w:hAnsi="Times New Roman"/>
+          <w:sz w:val="24"/>
+          <w:u w:val="single"/>
+        </w:rPr>
+        <w:t>Слава, Господи, чесному хресту твоєму і розп'яттю.</w:t>
+      </w:r>
+    </w:p>
+    <w:p>
+      <w:pPr>
+        <w:pStyle w:val="a"/>
+        <w:spacing w:after="120"/>
+      </w:pPr>
+      <w:r>
+        <w:rPr>
+          <w:rFonts w:ascii="Times New Roman" w:hAnsi="Times New Roman"/>
+          <w:color w:val="000000"/>
+          <w:sz w:val="24"/>
+        </w:rPr>
+        <w:t>Запалив Ти на хресті плоть Твою, як світильник, і став шукати загублену драхму, Чоловіколюбче, і закликав на її знаходження друзів Твоїх — сили; оспівуємо державу Царства Твого, Христе.</w:t>
+      </w:r>
+    </w:p>
+    <w:p>
+      <w:pPr>
+        <w:pStyle w:val="a"/>
+        <w:spacing w:after="120"/>
+      </w:pPr>
+      <w:r>
+        <w:rPr>
+          <w:rFonts w:ascii="Times New Roman" w:hAnsi="Times New Roman"/>
+          <w:b/>
+          <w:sz w:val="24"/>
+        </w:rPr>
+        <w:t xml:space="preserve">Слава: І нині: </w:t>
+      </w:r>
+      <w:r>
+        <w:rPr>
+          <w:rFonts w:ascii="Times New Roman" w:hAnsi="Times New Roman"/>
+          <w:i/>
+          <w:color w:val="FF0000"/>
+          <w:sz w:val="24"/>
+        </w:rPr>
+        <w:t xml:space="preserve">Богородичний: </w:t>
+      </w:r>
+      <w:r>
+        <w:rPr>
+          <w:rFonts w:ascii="Times New Roman" w:hAnsi="Times New Roman"/>
+          <w:color w:val="000000"/>
+          <w:sz w:val="24"/>
+        </w:rPr>
+        <w:t>Пречиста Діва, дивлячись на розп’ятого на древі і в ребра проколотого списом Того, Хто в давнину із ребра створив Єву, взивала як Мати: як Ти умираєш, Сину Мій, Життя безсмертне.</w:t>
+      </w:r>
+    </w:p>
+    <w:p>
+      <w:pPr>
+        <w:pStyle w:val="Heading3"/>
+        <w:spacing w:after="120"/>
+        <w:jc w:val="center"/>
+      </w:pPr>
+      <w:r>
+        <w:rPr>
+          <w:rFonts w:ascii="Times New Roman" w:hAnsi="Times New Roman"/>
+          <w:i/>
+          <w:color w:val="FF0000"/>
+          <w:sz w:val="24"/>
+        </w:rPr>
+        <w:t>Пісня 6</w:t>
+      </w:r>
+    </w:p>
+    <w:p>
+      <w:pPr>
+        <w:pStyle w:val="a"/>
+        <w:spacing w:after="120"/>
+      </w:pPr>
+      <w:r>
+        <w:rPr>
+          <w:rFonts w:ascii="Times New Roman" w:hAnsi="Times New Roman"/>
+          <w:b/>
+          <w:i/>
+          <w:color w:val="FF0000"/>
+          <w:sz w:val="24"/>
+        </w:rPr>
+        <w:t>Ірмос (г. 3):</w:t>
+      </w:r>
+      <w:r>
+        <w:rPr>
+          <w:rFonts w:ascii="Times New Roman" w:hAnsi="Times New Roman"/>
+          <w:b/>
+          <w:i/>
+          <w:color w:val="FF0000"/>
+          <w:sz w:val="24"/>
+        </w:rPr>
+        <w:t xml:space="preserve"> </w:t>
+      </w:r>
+      <w:r>
+        <w:rPr>
+          <w:rFonts w:ascii="Times New Roman" w:hAnsi="Times New Roman"/>
+          <w:b/>
+          <w:color w:val="000000"/>
+          <w:sz w:val="24"/>
+        </w:rPr>
+        <w:t>Воззвав</w:t>
+      </w:r>
+      <w:r>
+        <w:rPr>
+          <w:rFonts w:ascii="Times New Roman" w:hAnsi="Times New Roman"/>
+          <w:b/>
+          <w:color w:val="000000"/>
+          <w:sz w:val="24"/>
+        </w:rPr>
+        <w:t xml:space="preserve"> до тебе старець, побачивши очима спасіння, яке прийшло людям від Бога: Христе, Ти Бог мій.</w:t>
+      </w:r>
+    </w:p>
+    <w:p>
+      <w:pPr>
+        <w:pStyle w:val="a"/>
+        <w:spacing w:after="120"/>
+      </w:pPr>
+      <w:r>
+        <w:rPr>
+          <w:rFonts w:ascii="Times New Roman" w:hAnsi="Times New Roman"/>
+          <w:i/>
+          <w:color w:val="FF0000"/>
+          <w:sz w:val="24"/>
+        </w:rPr>
+        <w:t xml:space="preserve">Стих: </w:t>
+      </w:r>
+      <w:r>
+        <w:rPr>
+          <w:rFonts w:ascii="Times New Roman" w:hAnsi="Times New Roman"/>
+          <w:sz w:val="24"/>
+          <w:u w:val="single"/>
+        </w:rPr>
+        <w:t>Слава, Господи, чесному хресту твоєму і розп'яттю.</w:t>
+      </w:r>
+    </w:p>
+    <w:p>
+      <w:pPr>
+        <w:pStyle w:val="a"/>
+        <w:spacing w:after="120"/>
+      </w:pPr>
+      <w:r>
+        <w:rPr>
+          <w:rFonts w:ascii="Times New Roman" w:hAnsi="Times New Roman"/>
+          <w:color w:val="000000"/>
+          <w:sz w:val="24"/>
+        </w:rPr>
+        <w:t>З волі Своєї Ти, Христе, був заколений як Агнець, щоб знову привести до життя того, хто добровільно помер від плоду. На хрест Ти піднісся, і упала бісівська омана; піднеслося множество вірних, що оспівують Тебе, Життєдавче.</w:t>
+      </w:r>
+    </w:p>
+    <w:p>
+      <w:pPr>
+        <w:pStyle w:val="a"/>
+        <w:spacing w:after="120"/>
+      </w:pPr>
+      <w:r>
+        <w:rPr>
+          <w:rFonts w:ascii="Times New Roman" w:hAnsi="Times New Roman"/>
+          <w:b/>
+          <w:sz w:val="24"/>
+        </w:rPr>
+        <w:t xml:space="preserve">Слава: І нині: </w:t>
+      </w:r>
+      <w:r>
+        <w:rPr>
+          <w:rFonts w:ascii="Times New Roman" w:hAnsi="Times New Roman"/>
+          <w:i/>
+          <w:color w:val="FF0000"/>
+          <w:sz w:val="24"/>
+        </w:rPr>
+        <w:t xml:space="preserve">Богородичний: </w:t>
+      </w:r>
+      <w:r>
+        <w:rPr>
+          <w:rFonts w:ascii="Times New Roman" w:hAnsi="Times New Roman"/>
+          <w:color w:val="000000"/>
+          <w:sz w:val="24"/>
+        </w:rPr>
+        <w:t>Людський розум не може зрозуміти, Діво, таїну Твого надприродного Різдва.</w:t>
+      </w:r>
+    </w:p>
+    <w:p>
+      <w:pPr>
+        <w:pStyle w:val="Heading3"/>
+        <w:spacing w:after="120"/>
+        <w:jc w:val="center"/>
+      </w:pPr>
+      <w:r>
+        <w:rPr>
+          <w:rFonts w:ascii="Times New Roman" w:hAnsi="Times New Roman"/>
+          <w:b/>
+          <w:i/>
+          <w:color w:val="FF0000"/>
+          <w:sz w:val="24"/>
+        </w:rPr>
+        <w:t>Мала єктенія</w:t>
+      </w:r>
+    </w:p>
+    <w:p>
+      <w:pPr>
+        <w:pStyle w:val="a"/>
+        <w:spacing w:after="120"/>
+      </w:pPr>
+      <w:r>
+        <w:rPr>
+          <w:rFonts w:ascii="Times New Roman" w:hAnsi="Times New Roman"/>
+          <w:color w:val="000000"/>
+          <w:sz w:val="24"/>
+        </w:rPr>
+        <w:t>Ще і ще в мирі Господеві помолімся.</w:t>
+      </w:r>
+    </w:p>
+    <w:p>
+      <w:pPr>
+        <w:pStyle w:val="a"/>
+        <w:spacing w:after="120"/>
+      </w:pPr>
+      <w:r>
+        <w:rPr>
+          <w:rFonts w:ascii="Times New Roman" w:hAnsi="Times New Roman"/>
+          <w:i/>
+          <w:color w:val="FF0000"/>
+          <w:sz w:val="24"/>
+        </w:rPr>
+        <w:t>Вірні:</w:t>
+      </w:r>
+      <w:r>
+        <w:rPr>
+          <w:rFonts w:ascii="Times New Roman" w:hAnsi="Times New Roman"/>
+          <w:color w:val="000000"/>
+          <w:sz w:val="24"/>
+        </w:rPr>
+        <w:t xml:space="preserve"> Господи, помилуй.</w:t>
+      </w:r>
+    </w:p>
+    <w:p>
+      <w:pPr>
+        <w:pStyle w:val="a"/>
+        <w:spacing w:after="120"/>
+      </w:pPr>
+      <w:r>
+        <w:rPr>
+          <w:rFonts w:ascii="Times New Roman" w:hAnsi="Times New Roman"/>
+          <w:color w:val="000000"/>
+          <w:sz w:val="24"/>
+        </w:rPr>
+        <w:t>Заступи, спаси, помилуй і охорони нас, Боже, твоєю благодаттю.</w:t>
+      </w:r>
+    </w:p>
+    <w:p>
+      <w:pPr>
+        <w:pStyle w:val="a"/>
+        <w:spacing w:after="120"/>
+      </w:pPr>
+      <w:r>
+        <w:rPr>
+          <w:rFonts w:ascii="Times New Roman" w:hAnsi="Times New Roman"/>
+          <w:i/>
+          <w:color w:val="FF0000"/>
+          <w:sz w:val="24"/>
+        </w:rPr>
+        <w:t>Вірні:</w:t>
+      </w:r>
+      <w:r>
+        <w:rPr>
+          <w:rFonts w:ascii="Times New Roman" w:hAnsi="Times New Roman"/>
+          <w:color w:val="000000"/>
+          <w:sz w:val="24"/>
+        </w:rPr>
+        <w:t xml:space="preserve"> Господи, помилуй.</w:t>
+      </w:r>
+    </w:p>
+    <w:p>
+      <w:pPr>
+        <w:pStyle w:val="a"/>
+        <w:spacing w:after="120"/>
+      </w:pPr>
+      <w:r>
+        <w:rPr>
+          <w:rFonts w:ascii="Times New Roman" w:hAnsi="Times New Roman"/>
+          <w:color w:val="000000"/>
+          <w:sz w:val="24"/>
+        </w:rPr>
+        <w:t>Пресвяту, пречисту, преблагословенну, славну Владичицю нашу Богородицю і приснодіву Марію, з усіма святими пом'янувши, самі себе, і один одного, і все життя наше Христу Богові віддаймо.</w:t>
+      </w:r>
+    </w:p>
+    <w:p>
+      <w:pPr>
+        <w:pStyle w:val="a"/>
+        <w:spacing w:after="120"/>
+      </w:pPr>
+      <w:r>
+        <w:rPr>
+          <w:rFonts w:ascii="Times New Roman" w:hAnsi="Times New Roman"/>
+          <w:i/>
+          <w:color w:val="FF0000"/>
+          <w:sz w:val="24"/>
+        </w:rPr>
+        <w:t>Вірні:</w:t>
+      </w:r>
+      <w:r>
+        <w:rPr>
+          <w:rFonts w:ascii="Times New Roman" w:hAnsi="Times New Roman"/>
+          <w:color w:val="000000"/>
+          <w:sz w:val="24"/>
+        </w:rPr>
+        <w:t xml:space="preserve"> Тобі, Господи.</w:t>
+      </w:r>
+    </w:p>
+    <w:p>
+      <w:pPr>
+        <w:pStyle w:val="a"/>
+        <w:spacing w:after="120"/>
+      </w:pPr>
+      <w:r>
+        <w:rPr>
+          <w:rFonts w:ascii="Times New Roman" w:hAnsi="Times New Roman"/>
+          <w:sz w:val="24"/>
+          <w:u w:val="single"/>
+        </w:rPr>
+        <w:t>[Дякуємо тобі, Господи, Боже спасіння нашого, бо ти все робиш для добра життя нашого, щоб ми завжди на тебе споглядали, Спасителю й Доброчинцю душ наших. Бо ти дав спокій нам у час минулої ночі й підвів нас, щоб ми поклонялися величному імені твоєму. Тому молимо тебе, Господи: Дай нам ласку й силу, щоб ми стали гідними співати тобі розумно й молитися безупинно та в страсі і тремтінні над нашим спасінням працювали, при заступництві Христа твого. Пом'яни, Господи, і тих, що вночі до тебе кличуть. Вислухай їх і помилуй, і круши під ноги їх невидимих і войовничих ворогів.]</w:t>
+      </w:r>
+    </w:p>
+    <w:p>
+      <w:pPr>
+        <w:pStyle w:val="a"/>
+        <w:spacing w:after="120"/>
+      </w:pPr>
+      <w:r>
+        <w:rPr>
+          <w:rFonts w:ascii="Times New Roman" w:hAnsi="Times New Roman"/>
+          <w:i/>
+          <w:color w:val="FF0000"/>
+          <w:sz w:val="24"/>
+        </w:rPr>
+        <w:t>Священик:</w:t>
+      </w:r>
+      <w:r>
+        <w:rPr>
+          <w:rFonts w:ascii="Times New Roman" w:hAnsi="Times New Roman"/>
+          <w:i/>
+          <w:color w:val="FF0000"/>
+          <w:sz w:val="24"/>
+        </w:rPr>
+        <w:t xml:space="preserve"> </w:t>
+      </w:r>
+      <w:r>
+        <w:rPr>
+          <w:rFonts w:ascii="Times New Roman" w:hAnsi="Times New Roman"/>
+          <w:color w:val="000000"/>
+          <w:sz w:val="24"/>
+        </w:rPr>
+        <w:t>Бо Ти цар миру і Спас душ наших і Тобі славу возсилаємо: Отцю, і Сину, і Святому Духові</w:t>
+      </w:r>
+      <w:r>
+        <w:rPr>
+          <w:rFonts w:ascii="Times New Roman" w:hAnsi="Times New Roman"/>
+          <w:sz w:val="24"/>
+        </w:rPr>
+        <w:t>, нині і повсякчас, і на віки віків.</w:t>
+      </w:r>
+    </w:p>
+    <w:p>
+      <w:pPr>
+        <w:pStyle w:val="a"/>
+        <w:spacing w:after="120"/>
+      </w:pPr>
+      <w:r>
+        <w:rPr>
+          <w:rFonts w:ascii="Times New Roman" w:hAnsi="Times New Roman"/>
+          <w:i/>
+          <w:color w:val="FF0000"/>
+          <w:sz w:val="24"/>
+        </w:rPr>
+        <w:t>Вірні:</w:t>
+      </w:r>
+      <w:r>
+        <w:rPr>
+          <w:rFonts w:ascii="Times New Roman" w:hAnsi="Times New Roman"/>
+          <w:color w:val="FF0000"/>
+          <w:sz w:val="24"/>
+        </w:rPr>
+        <w:t xml:space="preserve"> </w:t>
+      </w:r>
+      <w:r>
+        <w:rPr>
+          <w:rFonts w:ascii="Times New Roman" w:hAnsi="Times New Roman"/>
+          <w:sz w:val="24"/>
+        </w:rPr>
+        <w:t>Амінь</w:t>
+      </w:r>
+      <w:r>
+        <w:rPr>
+          <w:rFonts w:ascii="Times New Roman" w:hAnsi="Times New Roman"/>
+          <w:i/>
+          <w:sz w:val="24"/>
+        </w:rPr>
+        <w:t>.</w:t>
+      </w:r>
+    </w:p>
+    <w:p>
+      <w:pPr>
+        <w:pStyle w:val="Heading3"/>
+        <w:spacing w:after="120"/>
+        <w:jc w:val="center"/>
+      </w:pPr>
+      <w:r>
+        <w:rPr>
+          <w:rFonts w:ascii="Times New Roman" w:hAnsi="Times New Roman"/>
+          <w:i/>
+          <w:color w:val="FF0000"/>
+          <w:sz w:val="24"/>
+        </w:rPr>
+        <w:t>Пісня 7</w:t>
+      </w:r>
+    </w:p>
+    <w:p>
+      <w:pPr>
+        <w:pStyle w:val="a"/>
+        <w:spacing w:after="120"/>
+      </w:pPr>
+      <w:r>
+        <w:rPr>
+          <w:rFonts w:ascii="Times New Roman" w:hAnsi="Times New Roman"/>
+          <w:b/>
+          <w:i/>
+          <w:color w:val="FF0000"/>
+          <w:sz w:val="24"/>
+        </w:rPr>
+        <w:t>Ірмос (г. 3):</w:t>
+      </w:r>
+      <w:r>
+        <w:rPr>
+          <w:rFonts w:ascii="Times New Roman" w:hAnsi="Times New Roman"/>
+          <w:b/>
+          <w:i/>
+          <w:color w:val="FF0000"/>
+          <w:sz w:val="24"/>
+        </w:rPr>
+        <w:t xml:space="preserve"> </w:t>
+      </w:r>
+      <w:r>
+        <w:rPr>
+          <w:rFonts w:ascii="Times New Roman" w:hAnsi="Times New Roman"/>
+          <w:b/>
+          <w:color w:val="000000"/>
+          <w:sz w:val="24"/>
+        </w:rPr>
+        <w:t>Тебе, що зросив у вогні побожних юнаків і оселився в нетлінній Діві, Бога Слова оспівуємо, благочесно співаючи: благословенний Бог отців наших.</w:t>
+      </w:r>
+    </w:p>
+    <w:p>
+      <w:pPr>
+        <w:pStyle w:val="a"/>
+        <w:spacing w:after="120"/>
+      </w:pPr>
+      <w:r>
+        <w:rPr>
+          <w:rFonts w:ascii="Times New Roman" w:hAnsi="Times New Roman"/>
+          <w:i/>
+          <w:color w:val="FF0000"/>
+          <w:sz w:val="24"/>
+        </w:rPr>
+        <w:t xml:space="preserve">Стих: </w:t>
+      </w:r>
+      <w:r>
+        <w:rPr>
+          <w:rFonts w:ascii="Times New Roman" w:hAnsi="Times New Roman"/>
+          <w:sz w:val="24"/>
+          <w:u w:val="single"/>
+        </w:rPr>
+        <w:t>Слава, Господи, чесному хресту твоєму і розп'яттю.</w:t>
+      </w:r>
+    </w:p>
+    <w:p>
+      <w:pPr>
+        <w:pStyle w:val="a"/>
+        <w:spacing w:after="120"/>
+      </w:pPr>
+      <w:r>
+        <w:rPr>
+          <w:rFonts w:ascii="Times New Roman" w:hAnsi="Times New Roman"/>
+          <w:color w:val="000000"/>
+          <w:sz w:val="24"/>
+        </w:rPr>
+        <w:t xml:space="preserve">На кедрі, і </w:t>
+      </w:r>
+      <w:r>
+        <w:rPr>
+          <w:rFonts w:ascii="Times New Roman" w:hAnsi="Times New Roman"/>
+          <w:color w:val="000000"/>
+          <w:sz w:val="24"/>
+        </w:rPr>
+        <w:t>певзі</w:t>
+      </w:r>
+      <w:r>
+        <w:rPr>
+          <w:rFonts w:ascii="Times New Roman" w:hAnsi="Times New Roman"/>
+          <w:color w:val="000000"/>
+          <w:sz w:val="24"/>
+        </w:rPr>
+        <w:t>, і кипарисі піднісся Ти, Владико, єдиний від Тройці, і підніс тих, що впали в глибину многих насолод, благословенний Бог отців наших.</w:t>
+      </w:r>
+    </w:p>
+    <w:p>
+      <w:pPr>
+        <w:pStyle w:val="a"/>
+        <w:spacing w:after="120"/>
+      </w:pPr>
+      <w:r>
+        <w:rPr>
+          <w:rFonts w:ascii="Times New Roman" w:hAnsi="Times New Roman"/>
+          <w:i/>
+          <w:color w:val="FF0000"/>
+          <w:sz w:val="24"/>
+        </w:rPr>
+        <w:t xml:space="preserve">Стих: </w:t>
+      </w:r>
+      <w:r>
+        <w:rPr>
+          <w:rFonts w:ascii="Times New Roman" w:hAnsi="Times New Roman"/>
+          <w:sz w:val="24"/>
+          <w:u w:val="single"/>
+        </w:rPr>
+        <w:t>Слава, Господи, чесному хресту твоєму і розп'яттю.</w:t>
+      </w:r>
+    </w:p>
+    <w:p>
+      <w:pPr>
+        <w:pStyle w:val="a"/>
+        <w:spacing w:after="120"/>
+      </w:pPr>
+      <w:r>
+        <w:rPr>
+          <w:rFonts w:ascii="Times New Roman" w:hAnsi="Times New Roman"/>
+          <w:color w:val="000000"/>
+          <w:sz w:val="24"/>
+        </w:rPr>
+        <w:t>Кров’ю чесною, Господи, Ти очистив творіння від крові, яку приносили мерзотним бісам, і зруйнував Ти скверні жертви, Слове Божий, принісши Себе в жертву як незлобивий Агнець; слава державі Твоїй.</w:t>
+      </w:r>
+    </w:p>
+    <w:p>
+      <w:pPr>
+        <w:pStyle w:val="a"/>
+        <w:spacing w:after="120"/>
+      </w:pPr>
+      <w:r>
+        <w:rPr>
+          <w:rFonts w:ascii="Times New Roman" w:hAnsi="Times New Roman"/>
+          <w:b/>
+          <w:sz w:val="24"/>
+        </w:rPr>
+        <w:t xml:space="preserve">Слава: І нині: </w:t>
+      </w:r>
+      <w:r>
+        <w:rPr>
+          <w:rFonts w:ascii="Times New Roman" w:hAnsi="Times New Roman"/>
+          <w:i/>
+          <w:color w:val="FF0000"/>
+          <w:sz w:val="24"/>
+        </w:rPr>
+        <w:t xml:space="preserve">Богородичний: </w:t>
+      </w:r>
+      <w:r>
+        <w:rPr>
+          <w:rFonts w:ascii="Times New Roman" w:hAnsi="Times New Roman"/>
+          <w:color w:val="000000"/>
+          <w:sz w:val="24"/>
+        </w:rPr>
+        <w:t>Зачаття незрівнянне і Різдво невимовне Ти єдина мала, Чиста, втіливши Владику, який плоттю був розп’ятий; Його оспівуючи, взиваємо: благословенний Господи, Боже отців наших.</w:t>
+      </w:r>
+    </w:p>
+    <w:p>
+      <w:pPr>
+        <w:pStyle w:val="Heading3"/>
+        <w:spacing w:after="120"/>
+        <w:jc w:val="center"/>
+      </w:pPr>
+      <w:r>
+        <w:rPr>
+          <w:rFonts w:ascii="Times New Roman" w:hAnsi="Times New Roman"/>
+          <w:i/>
+          <w:color w:val="FF0000"/>
+          <w:sz w:val="24"/>
+        </w:rPr>
+        <w:t>Пісня 8</w:t>
+      </w:r>
+    </w:p>
+    <w:p>
+      <w:pPr>
+        <w:pStyle w:val="a"/>
+        <w:spacing w:after="120"/>
+      </w:pPr>
+      <w:r>
+        <w:rPr>
+          <w:rFonts w:ascii="Times New Roman" w:hAnsi="Times New Roman"/>
+          <w:b/>
+          <w:i/>
+          <w:color w:val="FF0000"/>
+          <w:sz w:val="24"/>
+        </w:rPr>
+        <w:t>Ірмос (г. 3):</w:t>
+      </w:r>
+      <w:r>
+        <w:rPr>
+          <w:rFonts w:ascii="Times New Roman" w:hAnsi="Times New Roman"/>
+          <w:b/>
+          <w:i/>
+          <w:color w:val="FF0000"/>
+          <w:sz w:val="24"/>
+        </w:rPr>
+        <w:t xml:space="preserve"> </w:t>
+      </w:r>
+      <w:r>
+        <w:rPr>
+          <w:rFonts w:ascii="Times New Roman" w:hAnsi="Times New Roman"/>
+          <w:b/>
+          <w:color w:val="000000"/>
+          <w:sz w:val="24"/>
+        </w:rPr>
+        <w:t>Нестерп</w:t>
+      </w:r>
+      <w:r>
+        <w:rPr>
+          <w:rFonts w:ascii="Times New Roman" w:hAnsi="Times New Roman"/>
+          <w:b/>
+          <w:sz w:val="24"/>
+        </w:rPr>
+        <w:t>н</w:t>
+      </w:r>
+      <w:r>
+        <w:rPr>
+          <w:rFonts w:ascii="Times New Roman" w:hAnsi="Times New Roman"/>
+          <w:b/>
+          <w:color w:val="000000"/>
+          <w:sz w:val="24"/>
+        </w:rPr>
+        <w:t>ого вогню доторкнувшись, побожні юнаки стояли в полум’ї неушкодженими, божественну пісню співаючи: благословляйте, всі діла Господні, Господа і прославляйте по всі віки.</w:t>
+      </w:r>
+    </w:p>
+    <w:p>
+      <w:pPr>
+        <w:pStyle w:val="a"/>
+        <w:spacing w:after="120"/>
+      </w:pPr>
+      <w:r>
+        <w:rPr>
+          <w:rFonts w:ascii="Times New Roman" w:hAnsi="Times New Roman"/>
+          <w:i/>
+          <w:color w:val="FF0000"/>
+          <w:sz w:val="24"/>
+        </w:rPr>
+        <w:t xml:space="preserve">Стих: </w:t>
+      </w:r>
+      <w:r>
+        <w:rPr>
+          <w:rFonts w:ascii="Times New Roman" w:hAnsi="Times New Roman"/>
+          <w:sz w:val="24"/>
+          <w:u w:val="single"/>
+        </w:rPr>
+        <w:t>Слава, Господи, чесному хресту твоєму і розп'яттю.</w:t>
+      </w:r>
+    </w:p>
+    <w:p>
+      <w:pPr>
+        <w:pStyle w:val="a"/>
+        <w:spacing w:after="120"/>
+      </w:pPr>
+      <w:r>
+        <w:rPr>
+          <w:rFonts w:ascii="Times New Roman" w:hAnsi="Times New Roman"/>
+          <w:color w:val="000000"/>
+          <w:sz w:val="24"/>
+        </w:rPr>
+        <w:t xml:space="preserve">Люди непокірні і нерозумні засудили на смерть Тебе, душею </w:t>
+      </w:r>
+      <w:r>
+        <w:rPr>
+          <w:rFonts w:ascii="Times New Roman" w:hAnsi="Times New Roman"/>
+          <w:color w:val="000000"/>
+          <w:sz w:val="24"/>
+        </w:rPr>
+        <w:t>благопокірного</w:t>
+      </w:r>
+      <w:r>
+        <w:rPr>
+          <w:rFonts w:ascii="Times New Roman" w:hAnsi="Times New Roman"/>
+          <w:color w:val="000000"/>
+          <w:sz w:val="24"/>
+        </w:rPr>
+        <w:t>; Ти волею розіп’явся, щоб оживити тих, що добровільно умертвилися, Слове, і оспівують Тебе і прославляють по всі віки.</w:t>
+      </w:r>
+    </w:p>
+    <w:p>
+      <w:pPr>
+        <w:pStyle w:val="a"/>
+        <w:spacing w:after="120"/>
+      </w:pPr>
+      <w:r>
+        <w:rPr>
+          <w:rFonts w:ascii="Times New Roman" w:hAnsi="Times New Roman"/>
+          <w:i/>
+          <w:color w:val="FF0000"/>
+          <w:sz w:val="24"/>
+        </w:rPr>
+        <w:t xml:space="preserve">Стих: </w:t>
+      </w:r>
+      <w:r>
+        <w:rPr>
+          <w:rFonts w:ascii="Times New Roman" w:hAnsi="Times New Roman"/>
+          <w:sz w:val="24"/>
+          <w:u w:val="single"/>
+        </w:rPr>
+        <w:t>Слава, Господи, чесному хресту твоєму і розп'яттю.</w:t>
+      </w:r>
+    </w:p>
+    <w:p>
+      <w:pPr>
+        <w:pStyle w:val="a"/>
+        <w:spacing w:after="120"/>
+      </w:pPr>
+      <w:r>
+        <w:rPr>
+          <w:rFonts w:ascii="Times New Roman" w:hAnsi="Times New Roman"/>
+          <w:color w:val="000000"/>
+          <w:sz w:val="24"/>
+        </w:rPr>
+        <w:t xml:space="preserve">Ти простягнув руки на хресті, щоб зцілити первозданного Адама, який </w:t>
+      </w:r>
+      <w:r>
+        <w:rPr>
+          <w:rFonts w:ascii="Times New Roman" w:hAnsi="Times New Roman"/>
+          <w:color w:val="000000"/>
+          <w:sz w:val="24"/>
+        </w:rPr>
+        <w:t>нестримано</w:t>
+      </w:r>
+      <w:r>
+        <w:rPr>
+          <w:rFonts w:ascii="Times New Roman" w:hAnsi="Times New Roman"/>
+          <w:color w:val="000000"/>
+          <w:sz w:val="24"/>
+        </w:rPr>
+        <w:t xml:space="preserve"> простягнув руки до плодів дерева, Владико; дивлячись на Тебе, сонце проміння сховало, і все творіння за</w:t>
+      </w:r>
+      <w:r>
+        <w:rPr>
+          <w:rFonts w:ascii="Times New Roman" w:hAnsi="Times New Roman"/>
+          <w:sz w:val="24"/>
+        </w:rPr>
+        <w:t>хвилюва</w:t>
+      </w:r>
+      <w:r>
+        <w:rPr>
+          <w:rFonts w:ascii="Times New Roman" w:hAnsi="Times New Roman"/>
+          <w:color w:val="000000"/>
+          <w:sz w:val="24"/>
+        </w:rPr>
+        <w:t>лося.</w:t>
+      </w:r>
+    </w:p>
+    <w:p>
+      <w:pPr>
+        <w:pStyle w:val="a"/>
+        <w:spacing w:after="120"/>
+      </w:pPr>
+      <w:r>
+        <w:rPr>
+          <w:rFonts w:ascii="Times New Roman" w:hAnsi="Times New Roman"/>
+          <w:b/>
+          <w:color w:val="000000"/>
+          <w:sz w:val="24"/>
+        </w:rPr>
+        <w:t>Благословім Отця і Сина і Святого Духа Господа, нині і повсякчас, і на віки віків. Амінь.</w:t>
+      </w:r>
+    </w:p>
+    <w:p>
+      <w:pPr>
+        <w:pStyle w:val="a"/>
+        <w:spacing w:after="120"/>
+      </w:pPr>
+      <w:r>
+        <w:rPr>
+          <w:rFonts w:ascii="Times New Roman" w:hAnsi="Times New Roman"/>
+          <w:i/>
+          <w:color w:val="FF0000"/>
+          <w:sz w:val="24"/>
+        </w:rPr>
+        <w:t xml:space="preserve">Богородичний: </w:t>
+      </w:r>
+      <w:r>
+        <w:rPr>
+          <w:rFonts w:ascii="Times New Roman" w:hAnsi="Times New Roman"/>
+          <w:color w:val="000000"/>
+          <w:sz w:val="24"/>
+        </w:rPr>
+        <w:t>Стамну</w:t>
+      </w:r>
+      <w:r>
+        <w:rPr>
+          <w:rFonts w:ascii="Times New Roman" w:hAnsi="Times New Roman"/>
+          <w:color w:val="000000"/>
+          <w:sz w:val="24"/>
+        </w:rPr>
+        <w:t xml:space="preserve"> золоту і світильник, трапезу і жезл, божественну гору і хмару, палату Цареву і престол вогневидний, Тебе називаємо всі вірні Богородицею, яка залишилася Дівою після Різдва.</w:t>
       </w:r>
     </w:p>
     <w:p>
@@ -12396,62 +14113,48 @@
         <w:jc w:val="center"/>
         <w:rPr>
           <w:rFonts w:ascii="Times New Roman" w:cs="Times New Roman" w:eastAsia="Times New Roman" w:hAnsi="Times New Roman"/>
-          <w:i w:val="1"/>
-          <w:color w:val="ff0000"/>
-        </w:rPr>
-      </w:pPr>
-      <w:r>
-        <w:rPr>
-          <w:rFonts w:ascii="Times New Roman" w:cs="Times New Roman" w:eastAsia="Times New Roman" w:hAnsi="Times New Roman"/>
           <w:b w:val="1"/>
           <w:i w:val="1"/>
           <w:color w:val="ff0000"/>
-          <w:rtl w:val="0"/>
-        </w:rPr>
-        <w:t xml:space="preserve">Мала єктенія</w:t>
-      </w:r>
-      <w:r>
-        <w:rPr>
-          <w:rtl w:val="0"/>
-        </w:rPr>
-      </w:r>
-    </w:p>
-    <w:p>
-      <w:pPr>
-        <w:spacing w:after="120" w:lineRule="auto"/>
-        <w:jc w:val="both"/>
-        <w:rPr>
-          <w:rFonts w:ascii="Times New Roman" w:cs="Times New Roman" w:eastAsia="Times New Roman" w:hAnsi="Times New Roman"/>
-          <w:i w:val="1"/>
-          <w:color w:val="000000"/>
-          <w:sz w:val="24"/>
-          <w:szCs w:val="24"/>
-        </w:rPr>
-      </w:pPr>
-      <w:r>
-        <w:rPr>
-          <w:rFonts w:ascii="Times New Roman" w:cs="Times New Roman" w:eastAsia="Times New Roman" w:hAnsi="Times New Roman"/>
-          <w:color w:val="000000"/>
-          <w:sz w:val="24"/>
-          <w:szCs w:val="24"/>
-          <w:rtl w:val="0"/>
-        </w:rPr>
-        <w:t xml:space="preserve">Ще і ще в мирі Господеві помолімся.</w:t>
-      </w:r>
-      <w:r>
-        <w:rPr>
-          <w:rtl w:val="0"/>
-        </w:rPr>
-      </w:r>
-    </w:p>
-    <w:p>
-      <w:pPr>
-        <w:spacing w:after="120" w:lineRule="auto"/>
-        <w:jc w:val="both"/>
-        <w:rPr>
-          <w:rFonts w:ascii="Times New Roman" w:cs="Times New Roman" w:eastAsia="Times New Roman" w:hAnsi="Times New Roman"/>
-          <w:i w:val="1"/>
-          <w:color w:val="000000"/>
+        </w:rPr>
+      </w:pPr>
+      <w:r>
+        <w:rPr>
+          <w:rFonts w:ascii="Times New Roman" w:cs="Times New Roman" w:eastAsia="Times New Roman" w:hAnsi="Times New Roman"/>
+          <w:b w:val="1"/>
+          <w:i w:val="1"/>
+          <w:color w:val="ff0000"/>
+          <w:rtl w:val="0"/>
+        </w:rPr>
+        <w:t xml:space="preserve">Пісня Богородиці</w:t>
+      </w:r>
+    </w:p>
+    <w:p>
+      <w:pPr>
+        <w:spacing w:after="120" w:lineRule="auto"/>
+        <w:jc w:val="both"/>
+        <w:rPr>
+          <w:rFonts w:ascii="Times New Roman" w:cs="Times New Roman" w:eastAsia="Times New Roman" w:hAnsi="Times New Roman"/>
+          <w:sz w:val="24"/>
+          <w:szCs w:val="24"/>
+        </w:rPr>
+      </w:pPr>
+      <w:r>
+        <w:rPr>
+          <w:rFonts w:ascii="Times New Roman" w:cs="Times New Roman" w:eastAsia="Times New Roman" w:hAnsi="Times New Roman"/>
+          <w:sz w:val="24"/>
+          <w:szCs w:val="24"/>
+          <w:rtl w:val="0"/>
+        </w:rPr>
+        <w:t xml:space="preserve">Богородицю і Матір Світла піснями звеличаймо.</w:t>
+      </w:r>
+    </w:p>
+    <w:p>
+      <w:pPr>
+        <w:spacing w:after="120" w:lineRule="auto"/>
+        <w:jc w:val="both"/>
+        <w:rPr>
+          <w:rFonts w:ascii="Times New Roman" w:cs="Times New Roman" w:eastAsia="Times New Roman" w:hAnsi="Times New Roman"/>
           <w:sz w:val="24"/>
           <w:szCs w:val="24"/>
         </w:rPr>
@@ -12470,284 +14173,159 @@
       <w:r>
         <w:rPr>
           <w:rFonts w:ascii="Times New Roman" w:cs="Times New Roman" w:eastAsia="Times New Roman" w:hAnsi="Times New Roman"/>
-          <w:color w:val="000000"/>
-          <w:sz w:val="24"/>
-          <w:szCs w:val="24"/>
-          <w:rtl w:val="0"/>
-        </w:rPr>
-        <w:t xml:space="preserve"> Господи, помилуй.</w:t>
-      </w:r>
-      <w:r>
-        <w:rPr>
-          <w:rtl w:val="0"/>
-        </w:rPr>
-      </w:r>
-    </w:p>
-    <w:p>
-      <w:pPr>
-        <w:spacing w:after="120" w:lineRule="auto"/>
-        <w:jc w:val="both"/>
-        <w:rPr>
-          <w:rFonts w:ascii="Times New Roman" w:cs="Times New Roman" w:eastAsia="Times New Roman" w:hAnsi="Times New Roman"/>
-          <w:i w:val="1"/>
-          <w:color w:val="000000"/>
-          <w:sz w:val="24"/>
-          <w:szCs w:val="24"/>
-        </w:rPr>
-      </w:pPr>
-      <w:r>
-        <w:rPr>
-          <w:rFonts w:ascii="Times New Roman" w:cs="Times New Roman" w:eastAsia="Times New Roman" w:hAnsi="Times New Roman"/>
-          <w:color w:val="000000"/>
-          <w:sz w:val="24"/>
-          <w:szCs w:val="24"/>
-          <w:rtl w:val="0"/>
-        </w:rPr>
-        <w:t xml:space="preserve">Заступи, спаси, помилуй і охорони нас, Боже, твоєю благодаттю.</w:t>
-      </w:r>
-      <w:r>
-        <w:rPr>
-          <w:rtl w:val="0"/>
-        </w:rPr>
-      </w:r>
-    </w:p>
-    <w:p>
-      <w:pPr>
-        <w:spacing w:after="120" w:lineRule="auto"/>
-        <w:jc w:val="both"/>
-        <w:rPr>
-          <w:rFonts w:ascii="Times New Roman" w:cs="Times New Roman" w:eastAsia="Times New Roman" w:hAnsi="Times New Roman"/>
-          <w:i w:val="1"/>
-          <w:color w:val="000000"/>
-          <w:sz w:val="24"/>
-          <w:szCs w:val="24"/>
-        </w:rPr>
-      </w:pPr>
-      <w:r>
-        <w:rPr>
-          <w:rFonts w:ascii="Times New Roman" w:cs="Times New Roman" w:eastAsia="Times New Roman" w:hAnsi="Times New Roman"/>
-          <w:i w:val="1"/>
-          <w:color w:val="ff0000"/>
-          <w:sz w:val="24"/>
-          <w:szCs w:val="24"/>
-          <w:rtl w:val="0"/>
-        </w:rPr>
-        <w:t xml:space="preserve">Вірні:</w:t>
-      </w:r>
-      <w:r>
-        <w:rPr>
-          <w:rFonts w:ascii="Times New Roman" w:cs="Times New Roman" w:eastAsia="Times New Roman" w:hAnsi="Times New Roman"/>
-          <w:color w:val="000000"/>
-          <w:sz w:val="24"/>
-          <w:szCs w:val="24"/>
-          <w:rtl w:val="0"/>
-        </w:rPr>
-        <w:t xml:space="preserve"> Господи, помилуй.</w:t>
-      </w:r>
-      <w:r>
-        <w:rPr>
-          <w:rtl w:val="0"/>
-        </w:rPr>
-      </w:r>
-    </w:p>
-    <w:p>
-      <w:pPr>
-        <w:spacing w:after="120" w:lineRule="auto"/>
-        <w:jc w:val="both"/>
-        <w:rPr>
-          <w:rFonts w:ascii="Times New Roman" w:cs="Times New Roman" w:eastAsia="Times New Roman" w:hAnsi="Times New Roman"/>
-          <w:i w:val="1"/>
-          <w:color w:val="000000"/>
-          <w:sz w:val="24"/>
-          <w:szCs w:val="24"/>
-        </w:rPr>
-      </w:pPr>
-      <w:r>
-        <w:rPr>
-          <w:rFonts w:ascii="Times New Roman" w:cs="Times New Roman" w:eastAsia="Times New Roman" w:hAnsi="Times New Roman"/>
-          <w:color w:val="000000"/>
-          <w:sz w:val="24"/>
-          <w:szCs w:val="24"/>
-          <w:rtl w:val="0"/>
-        </w:rPr>
-        <w:t xml:space="preserve">Пресвяту, пречисту, преблагословенну, славну Владичицю нашу Богородицю і приснодіву Марію, з усіма святими пом'янувши, самі себе, і один одного, і все життя наше Христу Богові віддаймо.</w:t>
-      </w:r>
-      <w:r>
-        <w:rPr>
-          <w:rtl w:val="0"/>
-        </w:rPr>
-      </w:r>
-    </w:p>
-    <w:p>
-      <w:pPr>
-        <w:spacing w:after="120" w:lineRule="auto"/>
-        <w:jc w:val="both"/>
-        <w:rPr>
-          <w:rFonts w:ascii="Times New Roman" w:cs="Times New Roman" w:eastAsia="Times New Roman" w:hAnsi="Times New Roman"/>
-          <w:i w:val="1"/>
-          <w:color w:val="000000"/>
-          <w:sz w:val="24"/>
-          <w:szCs w:val="24"/>
-        </w:rPr>
-      </w:pPr>
-      <w:r>
-        <w:rPr>
-          <w:rFonts w:ascii="Times New Roman" w:cs="Times New Roman" w:eastAsia="Times New Roman" w:hAnsi="Times New Roman"/>
-          <w:i w:val="1"/>
-          <w:color w:val="ff0000"/>
-          <w:sz w:val="24"/>
-          <w:szCs w:val="24"/>
-          <w:rtl w:val="0"/>
-        </w:rPr>
-        <w:t xml:space="preserve">Вірні:</w:t>
-      </w:r>
-      <w:r>
-        <w:rPr>
-          <w:rFonts w:ascii="Times New Roman" w:cs="Times New Roman" w:eastAsia="Times New Roman" w:hAnsi="Times New Roman"/>
-          <w:color w:val="000000"/>
-          <w:sz w:val="24"/>
-          <w:szCs w:val="24"/>
-          <w:rtl w:val="0"/>
-        </w:rPr>
-        <w:t xml:space="preserve"> Тобі, Господи.</w:t>
-      </w:r>
-      <w:r>
-        <w:rPr>
-          <w:rtl w:val="0"/>
-        </w:rPr>
-      </w:r>
-    </w:p>
-    <w:p>
-      <w:pPr>
-        <w:spacing w:after="120" w:lineRule="auto"/>
-        <w:jc w:val="both"/>
-        <w:rPr>
-          <w:rFonts w:ascii="Times New Roman" w:cs="Times New Roman" w:eastAsia="Times New Roman" w:hAnsi="Times New Roman"/>
-          <w:sz w:val="24"/>
-          <w:szCs w:val="24"/>
-          <w:u w:val="single"/>
-        </w:rPr>
-      </w:pPr>
-      <w:bookmarkStart w:colFirst="0" w:colLast="0" w:name="_heading=h.gjdgxs" w:id="0"/>
-      <w:bookmarkEnd w:id="0"/>
-      <w:r>
-        <w:rPr>
-          <w:rFonts w:ascii="Times New Roman" w:cs="Times New Roman" w:eastAsia="Times New Roman" w:hAnsi="Times New Roman"/>
-          <w:sz w:val="24"/>
-          <w:szCs w:val="24"/>
-          <w:u w:val="single"/>
-          <w:rtl w:val="0"/>
-        </w:rPr>
-        <w:t xml:space="preserve">[Господи, Боже наш, що сонну неміч забрав від нас і покликав нас візванням святим, щоб і вночі підносити руки наші і прославляти тебе за справедливі твої присуди. Прийми благання наші, моління, визнавання, нічні служби і даруй нам, Боже, віру бездоганну, надію впевнену, любов нелицемірну. Благослови наші входи й виходи, вчинки, слова, діла й думки; і дай нам дочекатися початку дня, нам, що хвалять й оспівують, і благословлять добрість твоєї несказанної сили]</w:t>
-      </w:r>
-    </w:p>
-    <w:p>
-      <w:pPr>
-        <w:spacing w:after="120" w:lineRule="auto"/>
-        <w:jc w:val="both"/>
-        <w:rPr>
-          <w:rFonts w:ascii="Times New Roman" w:cs="Times New Roman" w:eastAsia="Times New Roman" w:hAnsi="Times New Roman"/>
-          <w:sz w:val="24"/>
-          <w:szCs w:val="24"/>
-        </w:rPr>
-      </w:pPr>
-      <w:r>
-        <w:rPr>
-          <w:rFonts w:ascii="Times New Roman" w:hAnsi="Times New Roman"/>
-          <w:i/>
-          <w:color w:val="FF4400"/>
-          <w:sz w:val="24"/>
-        </w:rPr>
-        <w:t>Священик:</w:t>
-      </w:r>
-      <w:r>
-        <w:rPr>
-          <w:rFonts w:ascii="Times New Roman" w:hAnsi="Times New Roman"/>
-          <w:sz w:val="24"/>
-        </w:rPr>
-        <w:t xml:space="preserve"> Бо Ти Бог наш і Тобі славу возсилаємо: Отцю, і Сину, і Святому Духові, нині і повсякчас, і на віки віків.</w:t>
-      </w:r>
-    </w:p>
-    <w:p>
-      <w:pPr>
-        <w:spacing w:after="120" w:lineRule="auto"/>
-        <w:jc w:val="both"/>
-        <w:rPr>
-          <w:rFonts w:ascii="Times New Roman" w:cs="Times New Roman" w:eastAsia="Times New Roman" w:hAnsi="Times New Roman"/>
-          <w:sz w:val="24"/>
-          <w:szCs w:val="24"/>
-        </w:rPr>
-      </w:pPr>
-      <w:r>
-        <w:rPr>
-          <w:rFonts w:ascii="Times New Roman" w:cs="Times New Roman" w:eastAsia="Times New Roman" w:hAnsi="Times New Roman"/>
-          <w:i w:val="1"/>
-          <w:color w:val="ff0000"/>
-          <w:sz w:val="24"/>
-          <w:szCs w:val="24"/>
-          <w:rtl w:val="0"/>
-        </w:rPr>
-        <w:t xml:space="preserve">Вірні:</w:t>
-      </w:r>
-      <w:r>
-        <w:rPr>
-          <w:rFonts w:ascii="Times New Roman" w:cs="Times New Roman" w:eastAsia="Times New Roman" w:hAnsi="Times New Roman"/>
-          <w:color w:val="ff0000"/>
-          <w:sz w:val="24"/>
-          <w:szCs w:val="24"/>
-          <w:rtl w:val="0"/>
-        </w:rPr>
-        <w:t xml:space="preserve"> </w:t>
-      </w:r>
-      <w:r>
-        <w:rPr>
-          <w:rFonts w:ascii="Times New Roman" w:cs="Times New Roman" w:eastAsia="Times New Roman" w:hAnsi="Times New Roman"/>
-          <w:sz w:val="24"/>
-          <w:szCs w:val="24"/>
-          <w:rtl w:val="0"/>
-        </w:rPr>
-        <w:t xml:space="preserve">Амінь.</w:t>
-      </w:r>
-    </w:p>
-    <w:p>
-      <w:pPr>
-        <w:spacing w:after="120" w:lineRule="auto"/>
-        <w:jc w:val="both"/>
-        <w:rPr>
-          <w:rFonts w:ascii="Times New Roman" w:cs="Times New Roman" w:eastAsia="Times New Roman" w:hAnsi="Times New Roman"/>
-          <w:sz w:val="24"/>
-          <w:szCs w:val="24"/>
-        </w:rPr>
-      </w:pPr>
-      <w:r>
-        <w:rPr>
-          <w:rtl w:val="0"/>
-        </w:rPr>
-      </w:r>
-    </w:p>
-    <w:p>
-      <w:pPr>
-        <w:spacing w:after="120" w:lineRule="auto"/>
-        <w:jc w:val="both"/>
-        <w:rPr>
-          <w:rFonts w:ascii="Times New Roman" w:cs="Times New Roman" w:eastAsia="Times New Roman" w:hAnsi="Times New Roman"/>
-          <w:sz w:val="24"/>
-          <w:szCs w:val="24"/>
-        </w:rPr>
-      </w:pPr>
-      <w:r>
-        <w:rPr>
-          <w:rtl w:val="0"/>
-        </w:rPr>
-      </w:r>
-    </w:p>
-    <w:p>
-      <w:pPr>
-        <w:spacing w:after="120" w:lineRule="auto"/>
-        <w:jc w:val="both"/>
-        <w:rPr>
-          <w:rFonts w:ascii="Times New Roman" w:cs="Times New Roman" w:eastAsia="Times New Roman" w:hAnsi="Times New Roman"/>
-          <w:i w:val="1"/>
+          <w:sz w:val="24"/>
+          <w:szCs w:val="24"/>
+          <w:rtl w:val="0"/>
+        </w:rPr>
+        <w:t xml:space="preserve"> Величає душа моя Господа,* і дух мій радіє в Бозі, Спасі моїм.</w:t>
+      </w:r>
+    </w:p>
+    <w:p>
+      <w:pPr>
+        <w:spacing w:after="120" w:lineRule="auto"/>
+        <w:jc w:val="both"/>
+        <w:rPr>
+          <w:rFonts w:ascii="Times New Roman" w:cs="Times New Roman" w:eastAsia="Times New Roman" w:hAnsi="Times New Roman"/>
+          <w:sz w:val="24"/>
+          <w:szCs w:val="24"/>
+        </w:rPr>
+      </w:pPr>
+      <w:r>
+        <w:rPr>
+          <w:rFonts w:ascii="Times New Roman" w:cs="Times New Roman" w:eastAsia="Times New Roman" w:hAnsi="Times New Roman"/>
+          <w:sz w:val="24"/>
+          <w:szCs w:val="24"/>
+          <w:rtl w:val="0"/>
+        </w:rPr>
+        <w:t xml:space="preserve">Чеснішу від херувимів,* і незрівнянно славнішу від серафимів,* що без зотління Бога Слово породила,* сущу Богородицю, тебе величаємо. </w:t>
+      </w:r>
+      <w:r>
+        <w:rPr>
+          <w:rFonts w:ascii="Times New Roman" w:cs="Times New Roman" w:eastAsia="Times New Roman" w:hAnsi="Times New Roman"/>
+          <w:i w:val="1"/>
+          <w:color w:val="ff0000"/>
+          <w:sz w:val="24"/>
+          <w:szCs w:val="24"/>
+          <w:rtl w:val="0"/>
+        </w:rPr>
+        <w:t xml:space="preserve">(після кожного стиха)</w:t>
+      </w:r>
+      <w:r>
+        <w:rPr>
+          <w:rFonts w:ascii="Times New Roman" w:cs="Times New Roman" w:eastAsia="Times New Roman" w:hAnsi="Times New Roman"/>
+          <w:sz w:val="24"/>
+          <w:szCs w:val="24"/>
+          <w:rtl w:val="0"/>
+        </w:rPr>
+        <w:t xml:space="preserve">.</w:t>
+      </w:r>
+    </w:p>
+    <w:p>
+      <w:pPr>
+        <w:spacing w:after="120" w:lineRule="auto"/>
+        <w:jc w:val="both"/>
+        <w:rPr>
+          <w:rFonts w:ascii="Times New Roman" w:cs="Times New Roman" w:eastAsia="Times New Roman" w:hAnsi="Times New Roman"/>
+          <w:sz w:val="24"/>
+          <w:szCs w:val="24"/>
+        </w:rPr>
+      </w:pPr>
+      <w:r>
+        <w:rPr>
+          <w:rFonts w:ascii="Times New Roman" w:cs="Times New Roman" w:eastAsia="Times New Roman" w:hAnsi="Times New Roman"/>
+          <w:sz w:val="24"/>
+          <w:szCs w:val="24"/>
+          <w:rtl w:val="0"/>
+        </w:rPr>
+        <w:t xml:space="preserve">Бо він зглянувся на покору слугині своєї,* ось бо віднині ублажатимуть мене всі роди.</w:t>
+      </w:r>
+    </w:p>
+    <w:p>
+      <w:pPr>
+        <w:spacing w:after="120" w:lineRule="auto"/>
+        <w:jc w:val="both"/>
+        <w:rPr>
+          <w:rFonts w:ascii="Times New Roman" w:cs="Times New Roman" w:eastAsia="Times New Roman" w:hAnsi="Times New Roman"/>
+          <w:sz w:val="24"/>
+          <w:szCs w:val="24"/>
+        </w:rPr>
+      </w:pPr>
+      <w:r>
+        <w:rPr>
+          <w:rFonts w:ascii="Times New Roman" w:cs="Times New Roman" w:eastAsia="Times New Roman" w:hAnsi="Times New Roman"/>
+          <w:sz w:val="24"/>
+          <w:szCs w:val="24"/>
+          <w:rtl w:val="0"/>
+        </w:rPr>
+        <w:t xml:space="preserve">Велике бо вчинив мені Всемогутній, і святе ім'я його.* Милосердя його з роду в рід на тих, які бояться його.</w:t>
+      </w:r>
+    </w:p>
+    <w:p>
+      <w:pPr>
+        <w:spacing w:after="120" w:lineRule="auto"/>
+        <w:jc w:val="both"/>
+        <w:rPr>
+          <w:rFonts w:ascii="Times New Roman" w:cs="Times New Roman" w:eastAsia="Times New Roman" w:hAnsi="Times New Roman"/>
+          <w:sz w:val="24"/>
+          <w:szCs w:val="24"/>
+        </w:rPr>
+      </w:pPr>
+      <w:r>
+        <w:rPr>
+          <w:rFonts w:ascii="Times New Roman" w:cs="Times New Roman" w:eastAsia="Times New Roman" w:hAnsi="Times New Roman"/>
+          <w:sz w:val="24"/>
+          <w:szCs w:val="24"/>
+          <w:rtl w:val="0"/>
+        </w:rPr>
+        <w:t xml:space="preserve">Він виявив потугу рамени свого,* розвіяв гордих у задумах їхніх сердець.</w:t>
+      </w:r>
+    </w:p>
+    <w:p>
+      <w:pPr>
+        <w:spacing w:after="120" w:lineRule="auto"/>
+        <w:jc w:val="both"/>
+        <w:rPr>
+          <w:rFonts w:ascii="Times New Roman" w:cs="Times New Roman" w:eastAsia="Times New Roman" w:hAnsi="Times New Roman"/>
+          <w:sz w:val="24"/>
+          <w:szCs w:val="24"/>
+        </w:rPr>
+      </w:pPr>
+      <w:r>
+        <w:rPr>
+          <w:rFonts w:ascii="Times New Roman" w:cs="Times New Roman" w:eastAsia="Times New Roman" w:hAnsi="Times New Roman"/>
+          <w:sz w:val="24"/>
+          <w:szCs w:val="24"/>
+          <w:rtl w:val="0"/>
+        </w:rPr>
+        <w:t xml:space="preserve">Могутніх скинув з престолів, підняв угору смиренних;* наситив благами голодних, багатих же відіслав з порожніми руками.</w:t>
+      </w:r>
+    </w:p>
+    <w:p>
+      <w:pPr>
+        <w:spacing w:after="120" w:lineRule="auto"/>
+        <w:jc w:val="both"/>
+        <w:rPr>
+          <w:rFonts w:ascii="Times New Roman" w:cs="Times New Roman" w:eastAsia="Times New Roman" w:hAnsi="Times New Roman"/>
+          <w:sz w:val="24"/>
+          <w:szCs w:val="24"/>
+        </w:rPr>
+      </w:pPr>
+      <w:r>
+        <w:rPr>
+          <w:rFonts w:ascii="Times New Roman" w:cs="Times New Roman" w:eastAsia="Times New Roman" w:hAnsi="Times New Roman"/>
+          <w:sz w:val="24"/>
+          <w:szCs w:val="24"/>
+          <w:rtl w:val="0"/>
+        </w:rPr>
+        <w:t xml:space="preserve">Він пригорнув Ізраїля, слугу свого, згадавши своє милосердя,* як обіцяв був батькам нашим – Авраамові і його потомству повіки.</w:t>
+      </w:r>
+    </w:p>
+    <w:p>
+      <w:pPr>
+        <w:spacing w:after="120" w:lineRule="auto"/>
+        <w:jc w:val="both"/>
+        <w:rPr>
+          <w:rFonts w:ascii="Times New Roman" w:cs="Times New Roman" w:eastAsia="Times New Roman" w:hAnsi="Times New Roman"/>
           <w:sz w:val="24"/>
           <w:szCs w:val="24"/>
         </w:rPr>
@@ -12761,599 +14339,6 @@
     <w:p>
       <w:pPr>
         <w:pStyle w:val="Heading3"/>
-        <w:spacing w:after="120" w:before="0" w:lineRule="auto"/>
-        <w:jc w:val="center"/>
-        <w:rPr>
-          <w:rFonts w:ascii="Times New Roman" w:cs="Times New Roman" w:eastAsia="Times New Roman" w:hAnsi="Times New Roman"/>
-          <w:i w:val="1"/>
-          <w:color w:val="ff0000"/>
-        </w:rPr>
-      </w:pPr>
-      <w:r>
-        <w:rPr>
-          <w:rFonts w:ascii="Times New Roman" w:cs="Times New Roman" w:eastAsia="Times New Roman" w:hAnsi="Times New Roman"/>
-          <w:b w:val="1"/>
-          <w:i w:val="1"/>
-          <w:color w:val="ff0000"/>
-          <w:rtl w:val="0"/>
-        </w:rPr>
-        <w:t xml:space="preserve">Мала єктенія</w:t>
-      </w:r>
-      <w:r>
-        <w:rPr>
-          <w:rtl w:val="0"/>
-        </w:rPr>
-      </w:r>
-    </w:p>
-    <w:p>
-      <w:pPr>
-        <w:spacing w:after="120" w:lineRule="auto"/>
-        <w:jc w:val="both"/>
-        <w:rPr>
-          <w:rFonts w:ascii="Times New Roman" w:cs="Times New Roman" w:eastAsia="Times New Roman" w:hAnsi="Times New Roman"/>
-          <w:i w:val="1"/>
-          <w:color w:val="000000"/>
-          <w:sz w:val="24"/>
-          <w:szCs w:val="24"/>
-        </w:rPr>
-      </w:pPr>
-      <w:r>
-        <w:rPr>
-          <w:rFonts w:ascii="Times New Roman" w:cs="Times New Roman" w:eastAsia="Times New Roman" w:hAnsi="Times New Roman"/>
-          <w:color w:val="000000"/>
-          <w:sz w:val="24"/>
-          <w:szCs w:val="24"/>
-          <w:rtl w:val="0"/>
-        </w:rPr>
-        <w:t xml:space="preserve">Ще і ще в мирі Господеві помолімся.</w:t>
-      </w:r>
-      <w:r>
-        <w:rPr>
-          <w:rtl w:val="0"/>
-        </w:rPr>
-      </w:r>
-    </w:p>
-    <w:p>
-      <w:pPr>
-        <w:spacing w:after="120" w:lineRule="auto"/>
-        <w:jc w:val="both"/>
-        <w:rPr>
-          <w:rFonts w:ascii="Times New Roman" w:cs="Times New Roman" w:eastAsia="Times New Roman" w:hAnsi="Times New Roman"/>
-          <w:i w:val="1"/>
-          <w:color w:val="000000"/>
-          <w:sz w:val="24"/>
-          <w:szCs w:val="24"/>
-        </w:rPr>
-      </w:pPr>
-      <w:r>
-        <w:rPr>
-          <w:rFonts w:ascii="Times New Roman" w:cs="Times New Roman" w:eastAsia="Times New Roman" w:hAnsi="Times New Roman"/>
-          <w:i w:val="1"/>
-          <w:color w:val="ff0000"/>
-          <w:sz w:val="24"/>
-          <w:szCs w:val="24"/>
-          <w:rtl w:val="0"/>
-        </w:rPr>
-        <w:t xml:space="preserve">Вірні:</w:t>
-      </w:r>
-      <w:r>
-        <w:rPr>
-          <w:rFonts w:ascii="Times New Roman" w:cs="Times New Roman" w:eastAsia="Times New Roman" w:hAnsi="Times New Roman"/>
-          <w:color w:val="000000"/>
-          <w:sz w:val="24"/>
-          <w:szCs w:val="24"/>
-          <w:rtl w:val="0"/>
-        </w:rPr>
-        <w:t xml:space="preserve"> Господи, помилуй.</w:t>
-      </w:r>
-      <w:r>
-        <w:rPr>
-          <w:rtl w:val="0"/>
-        </w:rPr>
-      </w:r>
-    </w:p>
-    <w:p>
-      <w:pPr>
-        <w:spacing w:after="120" w:lineRule="auto"/>
-        <w:jc w:val="both"/>
-        <w:rPr>
-          <w:rFonts w:ascii="Times New Roman" w:cs="Times New Roman" w:eastAsia="Times New Roman" w:hAnsi="Times New Roman"/>
-          <w:i w:val="1"/>
-          <w:color w:val="000000"/>
-          <w:sz w:val="24"/>
-          <w:szCs w:val="24"/>
-        </w:rPr>
-      </w:pPr>
-      <w:r>
-        <w:rPr>
-          <w:rFonts w:ascii="Times New Roman" w:cs="Times New Roman" w:eastAsia="Times New Roman" w:hAnsi="Times New Roman"/>
-          <w:color w:val="000000"/>
-          <w:sz w:val="24"/>
-          <w:szCs w:val="24"/>
-          <w:rtl w:val="0"/>
-        </w:rPr>
-        <w:t xml:space="preserve">Заступи, спаси, помилуй і охорони нас, Боже, твоєю благодаттю.</w:t>
-      </w:r>
-      <w:r>
-        <w:rPr>
-          <w:rtl w:val="0"/>
-        </w:rPr>
-      </w:r>
-    </w:p>
-    <w:p>
-      <w:pPr>
-        <w:spacing w:after="120" w:lineRule="auto"/>
-        <w:jc w:val="both"/>
-        <w:rPr>
-          <w:rFonts w:ascii="Times New Roman" w:cs="Times New Roman" w:eastAsia="Times New Roman" w:hAnsi="Times New Roman"/>
-          <w:i w:val="1"/>
-          <w:color w:val="000000"/>
-          <w:sz w:val="24"/>
-          <w:szCs w:val="24"/>
-        </w:rPr>
-      </w:pPr>
-      <w:r>
-        <w:rPr>
-          <w:rFonts w:ascii="Times New Roman" w:cs="Times New Roman" w:eastAsia="Times New Roman" w:hAnsi="Times New Roman"/>
-          <w:i w:val="1"/>
-          <w:color w:val="ff0000"/>
-          <w:sz w:val="24"/>
-          <w:szCs w:val="24"/>
-          <w:rtl w:val="0"/>
-        </w:rPr>
-        <w:t xml:space="preserve">Вірні:</w:t>
-      </w:r>
-      <w:r>
-        <w:rPr>
-          <w:rFonts w:ascii="Times New Roman" w:cs="Times New Roman" w:eastAsia="Times New Roman" w:hAnsi="Times New Roman"/>
-          <w:color w:val="000000"/>
-          <w:sz w:val="24"/>
-          <w:szCs w:val="24"/>
-          <w:rtl w:val="0"/>
-        </w:rPr>
-        <w:t xml:space="preserve"> Господи, помилуй.</w:t>
-      </w:r>
-      <w:r>
-        <w:rPr>
-          <w:rtl w:val="0"/>
-        </w:rPr>
-      </w:r>
-    </w:p>
-    <w:p>
-      <w:pPr>
-        <w:spacing w:after="120" w:lineRule="auto"/>
-        <w:jc w:val="both"/>
-        <w:rPr>
-          <w:rFonts w:ascii="Times New Roman" w:cs="Times New Roman" w:eastAsia="Times New Roman" w:hAnsi="Times New Roman"/>
-          <w:i w:val="1"/>
-          <w:color w:val="000000"/>
-          <w:sz w:val="24"/>
-          <w:szCs w:val="24"/>
-        </w:rPr>
-      </w:pPr>
-      <w:r>
-        <w:rPr>
-          <w:rFonts w:ascii="Times New Roman" w:cs="Times New Roman" w:eastAsia="Times New Roman" w:hAnsi="Times New Roman"/>
-          <w:color w:val="000000"/>
-          <w:sz w:val="24"/>
-          <w:szCs w:val="24"/>
-          <w:rtl w:val="0"/>
-        </w:rPr>
-        <w:t xml:space="preserve">Пресвяту, пречисту, преблагословенну, славну Владичицю нашу Богородицю і приснодіву Марію, з усіма святими пом'янувши, самі себе, і один одного, і все життя наше Христу Богові віддаймо.</w:t>
-      </w:r>
-      <w:r>
-        <w:rPr>
-          <w:rtl w:val="0"/>
-        </w:rPr>
-      </w:r>
-    </w:p>
-    <w:p>
-      <w:pPr>
-        <w:spacing w:after="120" w:lineRule="auto"/>
-        <w:jc w:val="both"/>
-        <w:rPr>
-          <w:rFonts w:ascii="Times New Roman" w:cs="Times New Roman" w:eastAsia="Times New Roman" w:hAnsi="Times New Roman"/>
-          <w:i w:val="1"/>
-          <w:color w:val="000000"/>
-          <w:sz w:val="24"/>
-          <w:szCs w:val="24"/>
-        </w:rPr>
-      </w:pPr>
-      <w:r>
-        <w:rPr>
-          <w:rFonts w:ascii="Times New Roman" w:cs="Times New Roman" w:eastAsia="Times New Roman" w:hAnsi="Times New Roman"/>
-          <w:i w:val="1"/>
-          <w:color w:val="ff0000"/>
-          <w:sz w:val="24"/>
-          <w:szCs w:val="24"/>
-          <w:rtl w:val="0"/>
-        </w:rPr>
-        <w:t xml:space="preserve">Вірні:</w:t>
-      </w:r>
-      <w:r>
-        <w:rPr>
-          <w:rFonts w:ascii="Times New Roman" w:cs="Times New Roman" w:eastAsia="Times New Roman" w:hAnsi="Times New Roman"/>
-          <w:color w:val="000000"/>
-          <w:sz w:val="24"/>
-          <w:szCs w:val="24"/>
-          <w:rtl w:val="0"/>
-        </w:rPr>
-        <w:t xml:space="preserve"> Тобі, Господи.</w:t>
-      </w:r>
-      <w:r>
-        <w:rPr>
-          <w:rtl w:val="0"/>
-        </w:rPr>
-      </w:r>
-    </w:p>
-    <w:p>
-      <w:pPr>
-        <w:spacing w:after="120" w:lineRule="auto"/>
-        <w:jc w:val="both"/>
-        <w:rPr>
-          <w:rFonts w:ascii="Times New Roman" w:cs="Times New Roman" w:eastAsia="Times New Roman" w:hAnsi="Times New Roman"/>
-          <w:sz w:val="24"/>
-          <w:szCs w:val="24"/>
-          <w:u w:val="single"/>
-        </w:rPr>
-      </w:pPr>
-      <w:bookmarkStart w:colFirst="0" w:colLast="0" w:name="_heading=h.30j0zll" w:id="1"/>
-      <w:bookmarkEnd w:id="1"/>
-      <w:r>
-        <w:rPr>
-          <w:rFonts w:ascii="Times New Roman" w:cs="Times New Roman" w:eastAsia="Times New Roman" w:hAnsi="Times New Roman"/>
-          <w:sz w:val="24"/>
-          <w:szCs w:val="24"/>
-          <w:u w:val="single"/>
-          <w:rtl w:val="0"/>
-        </w:rPr>
-        <w:t xml:space="preserve">[Дякуємо тобі, Господи, Боже спасіння нашого, бо ти все робиш для добра життя нашого, щоб ми завжди на тебе споглядали, Спасителю й Доброчинцю душ наших. Бо ти дав спокій нам у час минулої ночі й підвів нас, щоб ми поклонялися величному імені твоєму. Тому молимо тебе, Господи: Дай нам ласку й силу, щоб ми стали гідними співати тобі розумно й молитися безупинно та в страсі і тремтінні над нашим спасінням працювали, при заступництві Христа твого. Пом'яни, Господи, і тих, що вночі до тебе кличуть. Вислухай їх і помилуй, і круши під ноги їх невидимих і войовничих ворогів.]</w:t>
-      </w:r>
-    </w:p>
-    <w:p>
-      <w:pPr>
-        <w:spacing w:after="120" w:lineRule="auto"/>
-        <w:jc w:val="both"/>
-        <w:rPr>
-          <w:rFonts w:ascii="Times New Roman" w:cs="Times New Roman" w:eastAsia="Times New Roman" w:hAnsi="Times New Roman"/>
-          <w:sz w:val="24"/>
-          <w:szCs w:val="24"/>
-        </w:rPr>
-      </w:pPr>
-      <w:r>
-        <w:rPr>
-          <w:rFonts w:ascii="Times New Roman" w:hAnsi="Times New Roman"/>
-          <w:i/>
-          <w:color w:val="FF4400"/>
-          <w:sz w:val="24"/>
-        </w:rPr>
-        <w:t>Священик:</w:t>
-      </w:r>
-      <w:r>
-        <w:rPr>
-          <w:rFonts w:ascii="Times New Roman" w:hAnsi="Times New Roman"/>
-          <w:sz w:val="24"/>
-        </w:rPr>
-        <w:t xml:space="preserve"> Бо Ти цар миру і Спас душ наших і Тобі славу возсилаємо: Отцю, і Сину, і Святому Духові, нині і повсякчас, і на віки віків.</w:t>
-      </w:r>
-    </w:p>
-    <w:p>
-      <w:pPr>
-        <w:spacing w:after="120" w:lineRule="auto"/>
-        <w:jc w:val="both"/>
-        <w:rPr>
-          <w:rFonts w:ascii="Times New Roman" w:cs="Times New Roman" w:eastAsia="Times New Roman" w:hAnsi="Times New Roman"/>
-          <w:i w:val="1"/>
-          <w:sz w:val="24"/>
-          <w:szCs w:val="24"/>
-        </w:rPr>
-      </w:pPr>
-      <w:r>
-        <w:rPr>
-          <w:rFonts w:ascii="Times New Roman" w:cs="Times New Roman" w:eastAsia="Times New Roman" w:hAnsi="Times New Roman"/>
-          <w:i w:val="1"/>
-          <w:color w:val="ff0000"/>
-          <w:sz w:val="24"/>
-          <w:szCs w:val="24"/>
-          <w:rtl w:val="0"/>
-        </w:rPr>
-        <w:t xml:space="preserve">Вірні:</w:t>
-      </w:r>
-      <w:r>
-        <w:rPr>
-          <w:rFonts w:ascii="Times New Roman" w:cs="Times New Roman" w:eastAsia="Times New Roman" w:hAnsi="Times New Roman"/>
-          <w:color w:val="ff0000"/>
-          <w:sz w:val="24"/>
-          <w:szCs w:val="24"/>
-          <w:rtl w:val="0"/>
-        </w:rPr>
-        <w:t xml:space="preserve"> </w:t>
-      </w:r>
-      <w:r>
-        <w:rPr>
-          <w:rFonts w:ascii="Times New Roman" w:cs="Times New Roman" w:eastAsia="Times New Roman" w:hAnsi="Times New Roman"/>
-          <w:sz w:val="24"/>
-          <w:szCs w:val="24"/>
-          <w:rtl w:val="0"/>
-        </w:rPr>
-        <w:t xml:space="preserve">Амінь</w:t>
-      </w:r>
-      <w:r>
-        <w:rPr>
-          <w:rFonts w:ascii="Times New Roman" w:cs="Times New Roman" w:eastAsia="Times New Roman" w:hAnsi="Times New Roman"/>
-          <w:i w:val="1"/>
-          <w:sz w:val="24"/>
-          <w:szCs w:val="24"/>
-          <w:rtl w:val="0"/>
-        </w:rPr>
-        <w:t xml:space="preserve">.</w:t>
-      </w:r>
-    </w:p>
-    <w:p>
-      <w:pPr>
-        <w:spacing w:after="120" w:lineRule="auto"/>
-        <w:jc w:val="both"/>
-        <w:rPr>
-          <w:rFonts w:ascii="Times New Roman" w:cs="Times New Roman" w:eastAsia="Times New Roman" w:hAnsi="Times New Roman"/>
-          <w:i w:val="1"/>
-          <w:sz w:val="24"/>
-          <w:szCs w:val="24"/>
-        </w:rPr>
-      </w:pPr>
-      <w:r>
-        <w:rPr>
-          <w:rtl w:val="0"/>
-        </w:rPr>
-      </w:r>
-    </w:p>
-    <w:p>
-      <w:pPr>
-        <w:spacing w:after="120" w:lineRule="auto"/>
-        <w:jc w:val="both"/>
-        <w:rPr>
-          <w:rFonts w:ascii="Times New Roman" w:cs="Times New Roman" w:eastAsia="Times New Roman" w:hAnsi="Times New Roman"/>
-          <w:sz w:val="24"/>
-          <w:szCs w:val="24"/>
-        </w:rPr>
-      </w:pPr>
-      <w:r>
-        <w:rPr>
-          <w:rtl w:val="0"/>
-        </w:rPr>
-      </w:r>
-    </w:p>
-    <w:p>
-      <w:pPr>
-        <w:pStyle w:val="Heading3"/>
-        <w:spacing w:after="120" w:before="0" w:lineRule="auto"/>
-        <w:jc w:val="center"/>
-        <w:rPr>
-          <w:rFonts w:ascii="Times New Roman" w:cs="Times New Roman" w:eastAsia="Times New Roman" w:hAnsi="Times New Roman"/>
-          <w:b w:val="1"/>
-          <w:i w:val="1"/>
-          <w:color w:val="ff0000"/>
-        </w:rPr>
-      </w:pPr>
-      <w:r>
-        <w:rPr>
-          <w:rFonts w:ascii="Times New Roman" w:cs="Times New Roman" w:eastAsia="Times New Roman" w:hAnsi="Times New Roman"/>
-          <w:b w:val="1"/>
-          <w:i w:val="1"/>
-          <w:color w:val="ff0000"/>
-          <w:rtl w:val="0"/>
-        </w:rPr>
-        <w:t xml:space="preserve">Пісня Богородиці</w:t>
-      </w:r>
-    </w:p>
-    <w:p>
-      <w:pPr>
-        <w:spacing w:after="120" w:lineRule="auto"/>
-        <w:jc w:val="both"/>
-        <w:rPr>
-          <w:rFonts w:ascii="Times New Roman" w:cs="Times New Roman" w:eastAsia="Times New Roman" w:hAnsi="Times New Roman"/>
-          <w:sz w:val="24"/>
-          <w:szCs w:val="24"/>
-        </w:rPr>
-      </w:pPr>
-      <w:r>
-        <w:rPr>
-          <w:rFonts w:ascii="Times New Roman" w:cs="Times New Roman" w:eastAsia="Times New Roman" w:hAnsi="Times New Roman"/>
-          <w:sz w:val="24"/>
-          <w:szCs w:val="24"/>
-          <w:rtl w:val="0"/>
-        </w:rPr>
-        <w:t xml:space="preserve">Богородицю і Матір Світла піснями звеличаймо.</w:t>
-      </w:r>
-    </w:p>
-    <w:p>
-      <w:pPr>
-        <w:spacing w:after="120" w:lineRule="auto"/>
-        <w:jc w:val="both"/>
-        <w:rPr>
-          <w:rFonts w:ascii="Times New Roman" w:cs="Times New Roman" w:eastAsia="Times New Roman" w:hAnsi="Times New Roman"/>
-          <w:sz w:val="24"/>
-          <w:szCs w:val="24"/>
-        </w:rPr>
-      </w:pPr>
-      <w:r>
-        <w:rPr>
-          <w:rFonts w:ascii="Times New Roman" w:cs="Times New Roman" w:eastAsia="Times New Roman" w:hAnsi="Times New Roman"/>
-          <w:i w:val="1"/>
-          <w:color w:val="ff0000"/>
-          <w:sz w:val="24"/>
-          <w:szCs w:val="24"/>
-          <w:rtl w:val="0"/>
-        </w:rPr>
-        <w:t xml:space="preserve">Вірні:</w:t>
-      </w:r>
-      <w:r>
-        <w:rPr>
-          <w:rFonts w:ascii="Times New Roman" w:cs="Times New Roman" w:eastAsia="Times New Roman" w:hAnsi="Times New Roman"/>
-          <w:sz w:val="24"/>
-          <w:szCs w:val="24"/>
-          <w:rtl w:val="0"/>
-        </w:rPr>
-        <w:t xml:space="preserve"> Величає душа моя Господа,* і дух мій радіє в Бозі, Спасі моїм.</w:t>
-      </w:r>
-    </w:p>
-    <w:p>
-      <w:pPr>
-        <w:spacing w:after="120" w:lineRule="auto"/>
-        <w:jc w:val="both"/>
-        <w:rPr>
-          <w:rFonts w:ascii="Times New Roman" w:cs="Times New Roman" w:eastAsia="Times New Roman" w:hAnsi="Times New Roman"/>
-          <w:sz w:val="24"/>
-          <w:szCs w:val="24"/>
-        </w:rPr>
-      </w:pPr>
-      <w:r>
-        <w:rPr>
-          <w:rFonts w:ascii="Times New Roman" w:cs="Times New Roman" w:eastAsia="Times New Roman" w:hAnsi="Times New Roman"/>
-          <w:sz w:val="24"/>
-          <w:szCs w:val="24"/>
-          <w:rtl w:val="0"/>
-        </w:rPr>
-        <w:t xml:space="preserve">Чеснішу від херувимів,* і незрівнянно славнішу від серафимів,* що без зотління Бога Слово породила,* сущу Богородицю, тебе величаємо. </w:t>
-      </w:r>
-      <w:r>
-        <w:rPr>
-          <w:rFonts w:ascii="Times New Roman" w:cs="Times New Roman" w:eastAsia="Times New Roman" w:hAnsi="Times New Roman"/>
-          <w:i w:val="1"/>
-          <w:color w:val="ff0000"/>
-          <w:sz w:val="24"/>
-          <w:szCs w:val="24"/>
-          <w:rtl w:val="0"/>
-        </w:rPr>
-        <w:t xml:space="preserve">(після кожного стиха)</w:t>
-      </w:r>
-      <w:r>
-        <w:rPr>
-          <w:rFonts w:ascii="Times New Roman" w:cs="Times New Roman" w:eastAsia="Times New Roman" w:hAnsi="Times New Roman"/>
-          <w:sz w:val="24"/>
-          <w:szCs w:val="24"/>
-          <w:rtl w:val="0"/>
-        </w:rPr>
-        <w:t xml:space="preserve">.</w:t>
-      </w:r>
-    </w:p>
-    <w:p>
-      <w:pPr>
-        <w:spacing w:after="120" w:lineRule="auto"/>
-        <w:jc w:val="both"/>
-        <w:rPr>
-          <w:rFonts w:ascii="Times New Roman" w:cs="Times New Roman" w:eastAsia="Times New Roman" w:hAnsi="Times New Roman"/>
-          <w:sz w:val="24"/>
-          <w:szCs w:val="24"/>
-        </w:rPr>
-      </w:pPr>
-      <w:r>
-        <w:rPr>
-          <w:rFonts w:ascii="Times New Roman" w:cs="Times New Roman" w:eastAsia="Times New Roman" w:hAnsi="Times New Roman"/>
-          <w:sz w:val="24"/>
-          <w:szCs w:val="24"/>
-          <w:rtl w:val="0"/>
-        </w:rPr>
-        <w:t xml:space="preserve">Бо він зглянувся на покору слугині своєї,* ось бо віднині ублажатимуть мене всі роди.</w:t>
-      </w:r>
-    </w:p>
-    <w:p>
-      <w:pPr>
-        <w:spacing w:after="120" w:lineRule="auto"/>
-        <w:jc w:val="both"/>
-        <w:rPr>
-          <w:rFonts w:ascii="Times New Roman" w:cs="Times New Roman" w:eastAsia="Times New Roman" w:hAnsi="Times New Roman"/>
-          <w:sz w:val="24"/>
-          <w:szCs w:val="24"/>
-        </w:rPr>
-      </w:pPr>
-      <w:r>
-        <w:rPr>
-          <w:rFonts w:ascii="Times New Roman" w:cs="Times New Roman" w:eastAsia="Times New Roman" w:hAnsi="Times New Roman"/>
-          <w:sz w:val="24"/>
-          <w:szCs w:val="24"/>
-          <w:rtl w:val="0"/>
-        </w:rPr>
-        <w:t xml:space="preserve">Велике бо вчинив мені Всемогутній, і святе ім'я його.* Милосердя його з роду в рід на тих, які бояться його.</w:t>
-      </w:r>
-    </w:p>
-    <w:p>
-      <w:pPr>
-        <w:spacing w:after="120" w:lineRule="auto"/>
-        <w:jc w:val="both"/>
-        <w:rPr>
-          <w:rFonts w:ascii="Times New Roman" w:cs="Times New Roman" w:eastAsia="Times New Roman" w:hAnsi="Times New Roman"/>
-          <w:sz w:val="24"/>
-          <w:szCs w:val="24"/>
-        </w:rPr>
-      </w:pPr>
-      <w:r>
-        <w:rPr>
-          <w:rFonts w:ascii="Times New Roman" w:cs="Times New Roman" w:eastAsia="Times New Roman" w:hAnsi="Times New Roman"/>
-          <w:sz w:val="24"/>
-          <w:szCs w:val="24"/>
-          <w:rtl w:val="0"/>
-        </w:rPr>
-        <w:t xml:space="preserve">Він виявив потугу рамени свого,* розвіяв гордих у задумах їхніх сердець.</w:t>
-      </w:r>
-    </w:p>
-    <w:p>
-      <w:pPr>
-        <w:spacing w:after="120" w:lineRule="auto"/>
-        <w:jc w:val="both"/>
-        <w:rPr>
-          <w:rFonts w:ascii="Times New Roman" w:cs="Times New Roman" w:eastAsia="Times New Roman" w:hAnsi="Times New Roman"/>
-          <w:sz w:val="24"/>
-          <w:szCs w:val="24"/>
-        </w:rPr>
-      </w:pPr>
-      <w:r>
-        <w:rPr>
-          <w:rFonts w:ascii="Times New Roman" w:cs="Times New Roman" w:eastAsia="Times New Roman" w:hAnsi="Times New Roman"/>
-          <w:sz w:val="24"/>
-          <w:szCs w:val="24"/>
-          <w:rtl w:val="0"/>
-        </w:rPr>
-        <w:t xml:space="preserve">Могутніх скинув з престолів, підняв угору смиренних;* наситив благами голодних, багатих же відіслав з порожніми руками.</w:t>
-      </w:r>
-    </w:p>
-    <w:p>
-      <w:pPr>
-        <w:spacing w:after="120" w:lineRule="auto"/>
-        <w:jc w:val="both"/>
-        <w:rPr>
-          <w:rFonts w:ascii="Times New Roman" w:cs="Times New Roman" w:eastAsia="Times New Roman" w:hAnsi="Times New Roman"/>
-          <w:sz w:val="24"/>
-          <w:szCs w:val="24"/>
-        </w:rPr>
-      </w:pPr>
-      <w:r>
-        <w:rPr>
-          <w:rFonts w:ascii="Times New Roman" w:cs="Times New Roman" w:eastAsia="Times New Roman" w:hAnsi="Times New Roman"/>
-          <w:sz w:val="24"/>
-          <w:szCs w:val="24"/>
-          <w:rtl w:val="0"/>
-        </w:rPr>
-        <w:t xml:space="preserve">Він пригорнув Ізраїля, слугу свого, згадавши своє милосердя,* як обіцяв був батькам нашим – Авраамові і його потомству повіки.</w:t>
-      </w:r>
-    </w:p>
-    <w:p>
-      <w:pPr>
-        <w:spacing w:after="120" w:lineRule="auto"/>
-        <w:jc w:val="both"/>
-        <w:rPr>
-          <w:rFonts w:ascii="Times New Roman" w:cs="Times New Roman" w:eastAsia="Times New Roman" w:hAnsi="Times New Roman"/>
-          <w:sz w:val="24"/>
-          <w:szCs w:val="24"/>
-        </w:rPr>
-      </w:pPr>
-      <w:r>
-        <w:rPr>
-          <w:rtl w:val="0"/>
-        </w:rPr>
-      </w:r>
-    </w:p>
-    <w:p>
-      <w:pPr>
         <w:spacing w:after="120" w:lineRule="auto"/>
         <w:jc w:val="center"/>
         <w:rPr>
@@ -16917,6 +17902,7 @@
     <w:p>
       <w:pPr>
         <w:pStyle w:val="a"/>
+        <w:spacing w:after="160"/>
       </w:pPr>
       <w:r>
         <w:rPr>

--- a/flow/20230914_vu_template/drafts/2024-06-g/21-ПТ-Юліана.docx
+++ b/flow/20230914_vu_template/drafts/2024-06-g/21-ПТ-Юліана.docx
@@ -3384,18 +3384,75 @@
     </w:p>
     <w:p>
       <w:pPr>
-        <w:spacing w:after="120" w:lineRule="auto"/>
-        <w:jc w:val="both"/>
-        <w:rPr>
-          <w:rFonts w:ascii="Times New Roman" w:cs="Times New Roman" w:eastAsia="Times New Roman" w:hAnsi="Times New Roman"/>
-          <w:sz w:val="24"/>
-          <w:szCs w:val="24"/>
-        </w:rPr>
-      </w:pPr>
-      <w:r>
-        <w:rPr>
-          <w:rtl w:val="0"/>
-        </w:rPr>
+        <w:pStyle w:val="a"/>
+      </w:pPr>
+      <w:r>
+        <w:rPr>
+          <w:rFonts w:ascii="Times New Roman" w:hAnsi="Times New Roman"/>
+          <w:i/>
+          <w:color w:val="FF0000"/>
+          <w:sz w:val="24"/>
+        </w:rPr>
+        <w:t xml:space="preserve">(г. 4, подібний: Як хороброго): </w:t>
+      </w:r>
+      <w:r>
+        <w:rPr>
+          <w:rFonts w:ascii="Times New Roman" w:hAnsi="Times New Roman"/>
+          <w:sz w:val="24"/>
+        </w:rPr>
+        <w:t xml:space="preserve">Ти, </w:t>
+      </w:r>
+      <w:r>
+        <w:rPr>
+          <w:rFonts w:ascii="Times New Roman" w:hAnsi="Times New Roman"/>
+          <w:sz w:val="24"/>
+        </w:rPr>
+        <w:t>c</w:t>
+      </w:r>
+      <w:r>
+        <w:rPr>
+          <w:rFonts w:ascii="Times New Roman" w:hAnsi="Times New Roman"/>
+          <w:sz w:val="24"/>
+        </w:rPr>
+        <w:t xml:space="preserve">лавний, зодягнувся* у багряницю, обагрену кров'ю твого тіла,* тобто божественною благодаттю,* і голову свою ти прикрасив* вінком життя нетлінного.* Несучи в правиці, немов берло,* хресне переможне знамення,* всемудрий </w:t>
+      </w:r>
+      <w:r>
+        <w:rPr>
+          <w:rFonts w:ascii="Times New Roman" w:hAnsi="Times New Roman"/>
+          <w:sz w:val="24"/>
+        </w:rPr>
+        <w:t>м</w:t>
+      </w:r>
+      <w:r>
+        <w:rPr>
+          <w:rFonts w:ascii="Times New Roman" w:hAnsi="Times New Roman"/>
+          <w:sz w:val="24"/>
+        </w:rPr>
+        <w:t>ученику</w:t>
+      </w:r>
+      <w:r>
+        <w:rPr>
+          <w:rFonts w:ascii="Times New Roman" w:hAnsi="Times New Roman"/>
+          <w:sz w:val="24"/>
+        </w:rPr>
+        <w:t xml:space="preserve"> </w:t>
+      </w:r>
+      <w:r>
+        <w:rPr>
+          <w:rFonts w:ascii="Times New Roman" w:hAnsi="Times New Roman"/>
+          <w:i w:val="0"/>
+          <w:color w:val="000000"/>
+          <w:sz w:val="24"/>
+          <w:highlight w:val="yellow"/>
+        </w:rPr>
+        <w:t>Юстине</w:t>
+      </w:r>
+      <w:r>
+        <w:rPr>
+          <w:rFonts w:ascii="Times New Roman" w:hAnsi="Times New Roman"/>
+          <w:sz w:val="24"/>
+        </w:rPr>
+        <w:t>,* царюєш з Христом, постійно радіючи.</w:t>
       </w:r>
     </w:p>
     <w:p>
@@ -3469,18 +3526,42 @@
     </w:p>
     <w:p>
       <w:pPr>
-        <w:spacing w:after="120" w:lineRule="auto"/>
-        <w:jc w:val="both"/>
-        <w:rPr>
-          <w:rFonts w:ascii="Times New Roman" w:cs="Times New Roman" w:eastAsia="Times New Roman" w:hAnsi="Times New Roman"/>
-          <w:sz w:val="24"/>
-          <w:szCs w:val="24"/>
-        </w:rPr>
-      </w:pPr>
-      <w:r>
-        <w:rPr>
-          <w:rtl w:val="0"/>
-        </w:rPr>
+        <w:pStyle w:val="a"/>
+      </w:pPr>
+      <w:r>
+        <w:rPr>
+          <w:rFonts w:ascii="Times New Roman" w:hAnsi="Times New Roman"/>
+          <w:sz w:val="24"/>
+        </w:rPr>
+        <w:t xml:space="preserve">Ти, </w:t>
+      </w:r>
+      <w:r>
+        <w:rPr>
+          <w:rFonts w:ascii="Times New Roman" w:hAnsi="Times New Roman"/>
+          <w:sz w:val="24"/>
+        </w:rPr>
+        <w:t>c</w:t>
+      </w:r>
+      <w:r>
+        <w:rPr>
+          <w:rFonts w:ascii="Times New Roman" w:hAnsi="Times New Roman"/>
+          <w:sz w:val="24"/>
+        </w:rPr>
+        <w:t xml:space="preserve">лавний, був знаний* як непереможний воїн.* Озброєний хресним знаряддям,* ти вийшов на боротьбу* з ворожою силою* і переміг її, </w:t>
+      </w:r>
+      <w:r>
+        <w:rPr>
+          <w:rFonts w:ascii="Times New Roman" w:hAnsi="Times New Roman"/>
+          <w:sz w:val="24"/>
+        </w:rPr>
+        <w:t>сл</w:t>
+      </w:r>
+      <w:r>
+        <w:rPr>
+          <w:rFonts w:ascii="Times New Roman" w:hAnsi="Times New Roman"/>
+          <w:sz w:val="24"/>
+        </w:rPr>
+        <w:t>авний, в бою* та й прийняв вінок перемоги* від єдиного Переможця і Владики,* що повсякчасно царює.</w:t>
       </w:r>
     </w:p>
     <w:p>
@@ -3528,128 +3609,106 @@
     </w:p>
     <w:p>
       <w:pPr>
-        <w:spacing w:after="120" w:lineRule="auto"/>
-        <w:jc w:val="both"/>
-        <w:rPr>
-          <w:rFonts w:ascii="Times New Roman" w:cs="Times New Roman" w:eastAsia="Times New Roman" w:hAnsi="Times New Roman"/>
-          <w:sz w:val="24"/>
-          <w:szCs w:val="24"/>
-        </w:rPr>
-      </w:pPr>
-      <w:r>
-        <w:rPr>
-          <w:rtl w:val="0"/>
-        </w:rPr>
-      </w:r>
-    </w:p>
-    <w:p>
-      <w:pPr>
-        <w:spacing w:after="120" w:lineRule="auto"/>
-        <w:jc w:val="both"/>
-        <w:rPr>
-          <w:rFonts w:ascii="Times New Roman" w:cs="Times New Roman" w:eastAsia="Times New Roman" w:hAnsi="Times New Roman"/>
-          <w:i w:val="1"/>
-          <w:color w:val="ff0000"/>
-          <w:sz w:val="24"/>
-          <w:szCs w:val="24"/>
-        </w:rPr>
-      </w:pPr>
-      <w:r>
-        <w:rPr>
-          <w:rFonts w:ascii="Times New Roman" w:cs="Times New Roman" w:eastAsia="Times New Roman" w:hAnsi="Times New Roman"/>
-          <w:b w:val="1"/>
-          <w:sz w:val="24"/>
-          <w:szCs w:val="24"/>
-          <w:rtl w:val="0"/>
+        <w:pStyle w:val="a"/>
+      </w:pPr>
+      <w:r>
+        <w:rPr>
+          <w:rFonts w:ascii="Times New Roman" w:hAnsi="Times New Roman"/>
+          <w:sz w:val="24"/>
+        </w:rPr>
+        <w:t xml:space="preserve">Твоїми світлими стражданнями* ти, славний страждальнику </w:t>
+      </w:r>
+      <w:r>
+        <w:rPr>
+          <w:rFonts w:ascii="Times New Roman" w:hAnsi="Times New Roman"/>
+          <w:i w:val="0"/>
+          <w:color w:val="000000"/>
+          <w:sz w:val="24"/>
+          <w:highlight w:val="yellow"/>
+        </w:rPr>
+        <w:t>Юстине</w:t>
+      </w:r>
+      <w:r>
+        <w:rPr>
+          <w:rFonts w:ascii="Times New Roman" w:hAnsi="Times New Roman"/>
+          <w:sz w:val="24"/>
+        </w:rPr>
+        <w:t>* відобразив пречисті страждання* і явився переможцем* та й живеш, Страстотерпче, радіючи,* з усіма в небесній столиці,* обожений участю у Божому житті;* тому й ми звершуємо* твоє визначне і святе торжество.</w:t>
+      </w:r>
+    </w:p>
+    <w:p>
+      <w:pPr>
+        <w:pStyle w:val="a"/>
+      </w:pPr>
+      <w:r>
+        <w:rPr>
+          <w:rFonts w:ascii="Times New Roman" w:hAnsi="Times New Roman"/>
+          <w:b/>
+          <w:sz w:val="24"/>
         </w:rPr>
         <w:t xml:space="preserve">Слава </w:t>
       </w:r>
       <w:r>
         <w:rPr>
-          <w:rtl w:val="0"/>
-        </w:rPr>
-      </w:r>
-    </w:p>
-    <w:p>
-      <w:pPr>
-        <w:spacing w:after="120" w:lineRule="auto"/>
-        <w:jc w:val="both"/>
-        <w:rPr>
-          <w:rFonts w:ascii="Times New Roman" w:cs="Times New Roman" w:eastAsia="Times New Roman" w:hAnsi="Times New Roman"/>
-          <w:sz w:val="24"/>
-          <w:szCs w:val="24"/>
-        </w:rPr>
-      </w:pPr>
-      <w:r>
-        <w:rPr>
-          <w:rtl w:val="0"/>
-        </w:rPr>
-      </w:r>
-    </w:p>
-    <w:p>
-      <w:pPr>
-        <w:spacing w:after="120" w:lineRule="auto"/>
-        <w:jc w:val="both"/>
-        <w:rPr>
-          <w:rFonts w:ascii="Times New Roman" w:cs="Times New Roman" w:eastAsia="Times New Roman" w:hAnsi="Times New Roman"/>
-          <w:sz w:val="24"/>
-          <w:szCs w:val="24"/>
-        </w:rPr>
-      </w:pPr>
-      <w:r>
-        <w:rPr>
-          <w:rFonts w:ascii="Times New Roman" w:cs="Times New Roman" w:eastAsia="Times New Roman" w:hAnsi="Times New Roman"/>
-          <w:b w:val="1"/>
-          <w:sz w:val="24"/>
-          <w:szCs w:val="24"/>
-          <w:rtl w:val="0"/>
-        </w:rPr>
-        <w:t xml:space="preserve">І нині</w:t>
-      </w:r>
-      <w:r>
-        <w:rPr>
-          <w:rFonts w:ascii="Times New Roman" w:cs="Times New Roman" w:eastAsia="Times New Roman" w:hAnsi="Times New Roman"/>
-          <w:sz w:val="24"/>
-          <w:szCs w:val="24"/>
-          <w:rtl w:val="0"/>
-        </w:rPr>
-        <w:t xml:space="preserve"> </w:t>
-      </w:r>
-      <w:r>
-        <w:rPr>
-          <w:rFonts w:ascii="Times New Roman" w:cs="Times New Roman" w:eastAsia="Times New Roman" w:hAnsi="Times New Roman"/>
-          <w:i w:val="1"/>
-          <w:color w:val="ff0000"/>
-          <w:sz w:val="24"/>
-          <w:szCs w:val="24"/>
-          <w:rtl w:val="0"/>
-        </w:rPr>
-        <w:t xml:space="preserve">(богородичний):</w:t>
-      </w:r>
-      <w:r>
-        <w:rPr>
-          <w:rFonts w:ascii="Times New Roman" w:cs="Times New Roman" w:eastAsia="Times New Roman" w:hAnsi="Times New Roman"/>
-          <w:sz w:val="24"/>
-          <w:szCs w:val="24"/>
-          <w:rtl w:val="0"/>
-        </w:rPr>
-        <w:t xml:space="preserve"> </w:t>
-      </w:r>
-    </w:p>
-    <w:p>
-      <w:pPr>
-        <w:spacing w:after="120" w:lineRule="auto"/>
-        <w:jc w:val="both"/>
-        <w:rPr>
-          <w:rFonts w:ascii="Times New Roman" w:cs="Times New Roman" w:eastAsia="Times New Roman" w:hAnsi="Times New Roman"/>
-          <w:sz w:val="24"/>
-          <w:szCs w:val="24"/>
-        </w:rPr>
-      </w:pPr>
-      <w:r>
-        <w:rPr>
-          <w:rtl w:val="0"/>
-        </w:rPr>
+          <w:rFonts w:ascii="Times New Roman" w:hAnsi="Times New Roman"/>
+          <w:i/>
+          <w:color w:val="FF0000"/>
+          <w:sz w:val="24"/>
+        </w:rPr>
+        <w:t xml:space="preserve">(г. 6): </w:t>
+      </w:r>
+      <w:r>
+        <w:rPr>
+          <w:rFonts w:ascii="Times New Roman" w:hAnsi="Times New Roman"/>
+          <w:sz w:val="24"/>
+        </w:rPr>
+        <w:t xml:space="preserve">Нині вся вселенна просвічується промінням страстотерпця,* а Христова Церква, прикрашена квіттям, кличе до тебе, </w:t>
+      </w:r>
+      <w:r>
+        <w:rPr>
+          <w:rFonts w:ascii="Times New Roman" w:hAnsi="Times New Roman"/>
+          <w:i w:val="0"/>
+          <w:color w:val="000000"/>
+          <w:sz w:val="24"/>
+          <w:highlight w:val="yellow"/>
+        </w:rPr>
+        <w:t>Юстине</w:t>
+      </w:r>
+      <w:r>
+        <w:rPr>
+          <w:rFonts w:ascii="Times New Roman" w:hAnsi="Times New Roman"/>
+          <w:sz w:val="24"/>
+        </w:rPr>
+        <w:t>:* Угоднику Христовий і заступнику найщиріший,* не переставай молитися за нас до Господа.</w:t>
+      </w:r>
+    </w:p>
+    <w:p>
+      <w:pPr>
+        <w:pStyle w:val="a"/>
+      </w:pPr>
+      <w:r>
+        <w:rPr>
+          <w:rFonts w:ascii="Times New Roman" w:hAnsi="Times New Roman"/>
+          <w:b/>
+          <w:sz w:val="24"/>
+        </w:rPr>
+        <w:t xml:space="preserve">І нині </w:t>
+      </w:r>
+      <w:r>
+        <w:rPr>
+          <w:rFonts w:ascii="Times New Roman" w:hAnsi="Times New Roman"/>
+          <w:i/>
+          <w:color w:val="FF0000"/>
+          <w:sz w:val="24"/>
+        </w:rPr>
+        <w:t xml:space="preserve">(хрестобогородичний): </w:t>
+      </w:r>
+      <w:r>
+        <w:rPr>
+          <w:rFonts w:ascii="Times New Roman" w:hAnsi="Times New Roman"/>
+          <w:sz w:val="24"/>
+        </w:rPr>
+        <w:t>Коли ти, Агнице, побачила прибитого до хреста Агнця,* що з тебе народився,* ти кликала у сльозах:* Горе мені, найсолодша Дитино!* Без болю я тебе колись народила, а нині серце моє боліє,* і не можу дивитись на тебе розп'ятого, Христе,* Сину мій багатомилостивий.</w:t>
       </w:r>
     </w:p>
     <w:p>
